--- a/documents/misc/alumni-cell-runanubandh.docx
+++ b/documents/misc/alumni-cell-runanubandh.docx
@@ -1,6 +1,6 @@
 
 <file path=word/document.xml><?xml version="1.0" encoding="utf-8"?>
-<w:document xmlns:wpc="http://schemas.microsoft.com/office/word/2010/wordprocessingCanvas" xmlns:mc="http://schemas.openxmlformats.org/markup-compatibility/2006" xmlns:o="urn:schemas-microsoft-com:office:office" xmlns:r="http://schemas.openxmlformats.org/officeDocument/2006/relationships" xmlns:m="http://schemas.openxmlformats.org/officeDocument/2006/math" xmlns:v="urn:schemas-microsoft-com:vml" xmlns:wp14="http://schemas.microsoft.com/office/word/2010/wordprocessingDrawing" xmlns:wp="http://schemas.openxmlformats.org/drawingml/2006/wordprocessingDrawing" xmlns:w10="urn:schemas-microsoft-com:office:word" xmlns:w="http://schemas.openxmlformats.org/wordprocessingml/2006/main" xmlns:w14="http://schemas.microsoft.com/office/word/2010/wordml" xmlns:wpg="http://schemas.microsoft.com/office/word/2010/wordprocessingGroup" xmlns:wpi="http://schemas.microsoft.com/office/word/2010/wordprocessingInk" xmlns:wne="http://schemas.microsoft.com/office/word/2006/wordml" xmlns:wps="http://schemas.microsoft.com/office/word/2010/wordprocessingShape" mc:Ignorable="w14 wp14">
+<w:document xmlns:wpc="http://schemas.microsoft.com/office/word/2010/wordprocessingCanvas" xmlns:cx="http://schemas.microsoft.com/office/drawing/2014/chartex" xmlns:cx1="http://schemas.microsoft.com/office/drawing/2015/9/8/chartex" xmlns:cx2="http://schemas.microsoft.com/office/drawing/2015/10/21/chartex" xmlns:cx3="http://schemas.microsoft.com/office/drawing/2016/5/9/chartex" xmlns:cx4="http://schemas.microsoft.com/office/drawing/2016/5/10/chartex" xmlns:cx5="http://schemas.microsoft.com/office/drawing/2016/5/11/chartex" xmlns:cx6="http://schemas.microsoft.com/office/drawing/2016/5/12/chartex" xmlns:cx7="http://schemas.microsoft.com/office/drawing/2016/5/13/chartex" xmlns:cx8="http://schemas.microsoft.com/office/drawing/2016/5/14/chartex" xmlns:mc="http://schemas.openxmlformats.org/markup-compatibility/2006" xmlns:aink="http://schemas.microsoft.com/office/drawing/2016/ink" xmlns:am3d="http://schemas.microsoft.com/office/drawing/2017/model3d" xmlns:o="urn:schemas-microsoft-com:office:office" xmlns:r="http://schemas.openxmlformats.org/officeDocument/2006/relationships" xmlns:m="http://schemas.openxmlformats.org/officeDocument/2006/math" xmlns:v="urn:schemas-microsoft-com:vml" xmlns:wp14="http://schemas.microsoft.com/office/word/2010/wordprocessingDrawing" xmlns:wp="http://schemas.openxmlformats.org/drawingml/2006/wordprocessingDrawing" xmlns:w10="urn:schemas-microsoft-com:office:word" xmlns:w="http://schemas.openxmlformats.org/wordprocessingml/2006/main" xmlns:w14="http://schemas.microsoft.com/office/word/2010/wordml" xmlns:w15="http://schemas.microsoft.com/office/word/2012/wordml" xmlns:w16cex="http://schemas.microsoft.com/office/word/2018/wordml/cex" xmlns:w16cid="http://schemas.microsoft.com/office/word/2016/wordml/cid" xmlns:w16="http://schemas.microsoft.com/office/word/2018/wordml" xmlns:w16sdtdh="http://schemas.microsoft.com/office/word/2020/wordml/sdtdatahash" xmlns:w16se="http://schemas.microsoft.com/office/word/2015/wordml/symex" xmlns:wpg="http://schemas.microsoft.com/office/word/2010/wordprocessingGroup" xmlns:wpi="http://schemas.microsoft.com/office/word/2010/wordprocessingInk" xmlns:wne="http://schemas.microsoft.com/office/word/2006/wordml" xmlns:wps="http://schemas.microsoft.com/office/word/2010/wordprocessingShape" mc:Ignorable="w14 w15 w16se w16cid w16 w16cex w16sdtdh wp14">
   <w:body>
     <w:p>
       <w:pPr>
@@ -137,47 +137,7 @@
           <w:sz w:val="24"/>
           <w:szCs w:val="24"/>
         </w:rPr>
-        <w:t>on April 17</w:t>
-      </w:r>
-      <w:proofErr w:type="gramStart"/>
-      <w:r>
-        <w:rPr>
-          <w:rFonts w:ascii="Times New Roman" w:eastAsia="Times New Roman" w:hAnsi="Times New Roman" w:cs="Times New Roman"/>
-          <w:color w:val="333333"/>
-          <w:sz w:val="24"/>
-          <w:szCs w:val="24"/>
-        </w:rPr>
-        <w:t>,2021</w:t>
-      </w:r>
-      <w:proofErr w:type="gramEnd"/>
-      <w:r>
-        <w:rPr>
-          <w:rFonts w:ascii="Times New Roman" w:eastAsia="Times New Roman" w:hAnsi="Times New Roman" w:cs="Times New Roman"/>
-          <w:color w:val="333333"/>
-          <w:sz w:val="24"/>
-          <w:szCs w:val="24"/>
-        </w:rPr>
-        <w:t xml:space="preserve">. The event saw registrations and attendees of more than 50 distinguished SSCMR Alumni from different parts of Maharashtra like Nagpur, </w:t>
-      </w:r>
-      <w:proofErr w:type="spellStart"/>
-      <w:r>
-        <w:rPr>
-          <w:rFonts w:ascii="Times New Roman" w:eastAsia="Times New Roman" w:hAnsi="Times New Roman" w:cs="Times New Roman"/>
-          <w:color w:val="333333"/>
-          <w:sz w:val="24"/>
-          <w:szCs w:val="24"/>
-        </w:rPr>
-        <w:t>Nandurbar</w:t>
-      </w:r>
-      <w:proofErr w:type="spellEnd"/>
-      <w:r>
-        <w:rPr>
-          <w:rFonts w:ascii="Times New Roman" w:eastAsia="Times New Roman" w:hAnsi="Times New Roman" w:cs="Times New Roman"/>
-          <w:color w:val="333333"/>
-          <w:sz w:val="24"/>
-          <w:szCs w:val="24"/>
-        </w:rPr>
-        <w:t>, Pune, etc.</w:t>
+        <w:t>on April 17,2021. The event saw registrations and attendees of more than 50 distinguished SSCMR Alumni from different parts of Maharashtra like Nagpur, Nandurbar, Pune, etc.</w:t>
       </w:r>
     </w:p>
     <w:p>
@@ -241,7 +201,7 @@
           <w:sz w:val="24"/>
           <w:szCs w:val="24"/>
         </w:rPr>
-        <w:t xml:space="preserve"> Madam, the </w:t>
+        <w:t xml:space="preserve"> Madam, the Hon’ble Trustee of Swayam Siddhi College, in her address expressed her happiness about Students’ reaction </w:t>
       </w:r>
       <w:proofErr w:type="spellStart"/>
       <w:r>
@@ -251,7 +211,7 @@
           <w:sz w:val="24"/>
           <w:szCs w:val="24"/>
         </w:rPr>
-        <w:t>Hon’ble</w:t>
+        <w:t>wrt</w:t>
       </w:r>
       <w:proofErr w:type="spellEnd"/>
       <w:r>
@@ -261,67 +221,7 @@
           <w:sz w:val="24"/>
           <w:szCs w:val="24"/>
         </w:rPr>
-        <w:t xml:space="preserve"> Trustee of </w:t>
-      </w:r>
-      <w:proofErr w:type="spellStart"/>
-      <w:r>
-        <w:rPr>
-          <w:rFonts w:ascii="Times New Roman" w:eastAsia="Times New Roman" w:hAnsi="Times New Roman" w:cs="Times New Roman"/>
-          <w:color w:val="333333"/>
-          <w:sz w:val="24"/>
-          <w:szCs w:val="24"/>
-        </w:rPr>
-        <w:t>Swayam</w:t>
-      </w:r>
-      <w:proofErr w:type="spellEnd"/>
-      <w:r>
-        <w:rPr>
-          <w:rFonts w:ascii="Times New Roman" w:eastAsia="Times New Roman" w:hAnsi="Times New Roman" w:cs="Times New Roman"/>
-          <w:color w:val="333333"/>
-          <w:sz w:val="24"/>
-          <w:szCs w:val="24"/>
-        </w:rPr>
-        <w:t xml:space="preserve"> Siddhi College, in her address expressed her happiness about Students’ reaction </w:t>
-      </w:r>
-      <w:proofErr w:type="spellStart"/>
-      <w:r>
-        <w:rPr>
-          <w:rFonts w:ascii="Times New Roman" w:eastAsia="Times New Roman" w:hAnsi="Times New Roman" w:cs="Times New Roman"/>
-          <w:color w:val="333333"/>
-          <w:sz w:val="24"/>
-          <w:szCs w:val="24"/>
-        </w:rPr>
-        <w:t>wrt</w:t>
-      </w:r>
-      <w:proofErr w:type="spellEnd"/>
-      <w:r>
-        <w:rPr>
-          <w:rFonts w:ascii="Times New Roman" w:eastAsia="Times New Roman" w:hAnsi="Times New Roman" w:cs="Times New Roman"/>
-          <w:color w:val="333333"/>
-          <w:sz w:val="24"/>
-          <w:szCs w:val="24"/>
-        </w:rPr>
-        <w:t xml:space="preserve">. </w:t>
-      </w:r>
-      <w:proofErr w:type="gramStart"/>
-      <w:r>
-        <w:rPr>
-          <w:rFonts w:ascii="Times New Roman" w:eastAsia="Times New Roman" w:hAnsi="Times New Roman" w:cs="Times New Roman"/>
-          <w:color w:val="333333"/>
-          <w:sz w:val="24"/>
-          <w:szCs w:val="24"/>
-        </w:rPr>
-        <w:t>the</w:t>
-      </w:r>
-      <w:proofErr w:type="gramEnd"/>
-      <w:r>
-        <w:rPr>
-          <w:rFonts w:ascii="Times New Roman" w:eastAsia="Times New Roman" w:hAnsi="Times New Roman" w:cs="Times New Roman"/>
-          <w:color w:val="333333"/>
-          <w:sz w:val="24"/>
-          <w:szCs w:val="24"/>
-        </w:rPr>
-        <w:t xml:space="preserve"> Alumni association endorsing and accepting the name “</w:t>
+        <w:t>. the Alumni association endorsing and accepting the name “</w:t>
       </w:r>
       <w:proofErr w:type="spellStart"/>
       <w:r>
@@ -422,67 +322,7 @@
           <w:sz w:val="24"/>
           <w:szCs w:val="24"/>
         </w:rPr>
-        <w:t xml:space="preserve"> was declared the President of this Alumni Cell with Mr. </w:t>
-      </w:r>
-      <w:proofErr w:type="spellStart"/>
-      <w:r>
-        <w:rPr>
-          <w:rFonts w:ascii="Times New Roman" w:eastAsia="Times New Roman" w:hAnsi="Times New Roman" w:cs="Times New Roman"/>
-          <w:color w:val="333333"/>
-          <w:sz w:val="24"/>
-          <w:szCs w:val="24"/>
-        </w:rPr>
-        <w:t>Navneet</w:t>
-      </w:r>
-      <w:proofErr w:type="spellEnd"/>
-      <w:r>
-        <w:rPr>
-          <w:rFonts w:ascii="Times New Roman" w:eastAsia="Times New Roman" w:hAnsi="Times New Roman" w:cs="Times New Roman"/>
-          <w:color w:val="333333"/>
-          <w:sz w:val="24"/>
-          <w:szCs w:val="24"/>
-        </w:rPr>
-        <w:t xml:space="preserve"> </w:t>
-      </w:r>
-      <w:proofErr w:type="spellStart"/>
-      <w:r>
-        <w:rPr>
-          <w:rFonts w:ascii="Times New Roman" w:eastAsia="Times New Roman" w:hAnsi="Times New Roman" w:cs="Times New Roman"/>
-          <w:color w:val="333333"/>
-          <w:sz w:val="24"/>
-          <w:szCs w:val="24"/>
-        </w:rPr>
-        <w:t>Tiwari</w:t>
-      </w:r>
-      <w:proofErr w:type="spellEnd"/>
-      <w:r>
-        <w:rPr>
-          <w:rFonts w:ascii="Times New Roman" w:eastAsia="Times New Roman" w:hAnsi="Times New Roman" w:cs="Times New Roman"/>
-          <w:color w:val="333333"/>
-          <w:sz w:val="24"/>
-          <w:szCs w:val="24"/>
-        </w:rPr>
-        <w:t xml:space="preserve"> and Mr. </w:t>
-      </w:r>
-      <w:proofErr w:type="spellStart"/>
-      <w:r>
-        <w:rPr>
-          <w:rFonts w:ascii="Times New Roman" w:eastAsia="Times New Roman" w:hAnsi="Times New Roman" w:cs="Times New Roman"/>
-          <w:color w:val="333333"/>
-          <w:sz w:val="24"/>
-          <w:szCs w:val="24"/>
-        </w:rPr>
-        <w:t>Mayur</w:t>
-      </w:r>
-      <w:proofErr w:type="spellEnd"/>
-      <w:r>
-        <w:rPr>
-          <w:rFonts w:ascii="Times New Roman" w:eastAsia="Times New Roman" w:hAnsi="Times New Roman" w:cs="Times New Roman"/>
-          <w:color w:val="333333"/>
-          <w:sz w:val="24"/>
-          <w:szCs w:val="24"/>
-        </w:rPr>
-        <w:t xml:space="preserve"> More being named the Treasurer and Secretary respectively.</w:t>
+        <w:t xml:space="preserve"> was declared the President of this Alumni Cell with Mr. Navneet Tiwari and Mr. Mayur More being named the Treasurer and Secretary respectively.</w:t>
       </w:r>
       <w:r>
         <w:rPr>
@@ -532,87 +372,7 @@
           <w:sz w:val="24"/>
           <w:szCs w:val="24"/>
         </w:rPr>
-        <w:t xml:space="preserve">, the </w:t>
-      </w:r>
-      <w:proofErr w:type="spellStart"/>
-      <w:r>
-        <w:rPr>
-          <w:rFonts w:ascii="Times New Roman" w:eastAsia="Times New Roman" w:hAnsi="Times New Roman" w:cs="Times New Roman"/>
-          <w:color w:val="333333"/>
-          <w:sz w:val="24"/>
-          <w:szCs w:val="24"/>
-        </w:rPr>
-        <w:t>Hon’ble</w:t>
-      </w:r>
-      <w:proofErr w:type="spellEnd"/>
-      <w:r>
-        <w:rPr>
-          <w:rFonts w:ascii="Times New Roman" w:eastAsia="Times New Roman" w:hAnsi="Times New Roman" w:cs="Times New Roman"/>
-          <w:color w:val="333333"/>
-          <w:sz w:val="24"/>
-          <w:szCs w:val="24"/>
-        </w:rPr>
-        <w:t xml:space="preserve"> Managing Trustee of </w:t>
-      </w:r>
-      <w:proofErr w:type="spellStart"/>
-      <w:r>
-        <w:rPr>
-          <w:rFonts w:ascii="Times New Roman" w:eastAsia="Times New Roman" w:hAnsi="Times New Roman" w:cs="Times New Roman"/>
-          <w:color w:val="333333"/>
-          <w:sz w:val="24"/>
-          <w:szCs w:val="24"/>
-        </w:rPr>
-        <w:t>Swayam</w:t>
-      </w:r>
-      <w:proofErr w:type="spellEnd"/>
-      <w:r>
-        <w:rPr>
-          <w:rFonts w:ascii="Times New Roman" w:eastAsia="Times New Roman" w:hAnsi="Times New Roman" w:cs="Times New Roman"/>
-          <w:color w:val="333333"/>
-          <w:sz w:val="24"/>
-          <w:szCs w:val="24"/>
-        </w:rPr>
-        <w:t xml:space="preserve"> Siddhi </w:t>
-      </w:r>
-      <w:proofErr w:type="spellStart"/>
-      <w:r>
-        <w:rPr>
-          <w:rFonts w:ascii="Times New Roman" w:eastAsia="Times New Roman" w:hAnsi="Times New Roman" w:cs="Times New Roman"/>
-          <w:color w:val="333333"/>
-          <w:sz w:val="24"/>
-          <w:szCs w:val="24"/>
-        </w:rPr>
-        <w:t>Mitra</w:t>
-      </w:r>
-      <w:proofErr w:type="spellEnd"/>
-      <w:r>
-        <w:rPr>
-          <w:rFonts w:ascii="Times New Roman" w:eastAsia="Times New Roman" w:hAnsi="Times New Roman" w:cs="Times New Roman"/>
-          <w:color w:val="333333"/>
-          <w:sz w:val="24"/>
-          <w:szCs w:val="24"/>
-        </w:rPr>
-        <w:t xml:space="preserve"> </w:t>
-      </w:r>
-      <w:proofErr w:type="spellStart"/>
-      <w:r>
-        <w:rPr>
-          <w:rFonts w:ascii="Times New Roman" w:eastAsia="Times New Roman" w:hAnsi="Times New Roman" w:cs="Times New Roman"/>
-          <w:color w:val="333333"/>
-          <w:sz w:val="24"/>
-          <w:szCs w:val="24"/>
-        </w:rPr>
-        <w:t>Sangh</w:t>
-      </w:r>
-      <w:proofErr w:type="spellEnd"/>
-      <w:r>
-        <w:rPr>
-          <w:rFonts w:ascii="Times New Roman" w:eastAsia="Times New Roman" w:hAnsi="Times New Roman" w:cs="Times New Roman"/>
-          <w:color w:val="333333"/>
-          <w:sz w:val="24"/>
-          <w:szCs w:val="24"/>
-        </w:rPr>
-        <w:t xml:space="preserve"> Trust</w:t>
+        <w:t>, the Hon’ble Managing Trustee of Swayam Siddhi Mitra Sangh Trust</w:t>
       </w:r>
       <w:proofErr w:type="gramStart"/>
       <w:r>
@@ -707,15 +467,6 @@
           <w:szCs w:val="24"/>
         </w:rPr>
         <w:br/>
-      </w:r>
-      <w:proofErr w:type="gramStart"/>
-      <w:r>
-        <w:rPr>
-          <w:rFonts w:ascii="Times New Roman" w:eastAsia="Times New Roman" w:hAnsi="Times New Roman" w:cs="Times New Roman"/>
-          <w:color w:val="333333"/>
-          <w:sz w:val="24"/>
-          <w:szCs w:val="24"/>
-        </w:rPr>
         <w:t xml:space="preserve">1. Mr. </w:t>
       </w:r>
       <w:proofErr w:type="spellStart"/>
@@ -766,67 +517,7 @@
           <w:szCs w:val="24"/>
         </w:rPr>
         <w:br/>
-        <w:t>2.</w:t>
-      </w:r>
-      <w:proofErr w:type="gramEnd"/>
-      <w:r>
-        <w:rPr>
-          <w:rFonts w:ascii="Times New Roman" w:eastAsia="Times New Roman" w:hAnsi="Times New Roman" w:cs="Times New Roman"/>
-          <w:color w:val="333333"/>
-          <w:sz w:val="24"/>
-          <w:szCs w:val="24"/>
-        </w:rPr>
-        <w:t xml:space="preserve"> </w:t>
-      </w:r>
-      <w:proofErr w:type="gramStart"/>
-      <w:r>
-        <w:rPr>
-          <w:rFonts w:ascii="Times New Roman" w:eastAsia="Times New Roman" w:hAnsi="Times New Roman" w:cs="Times New Roman"/>
-          <w:color w:val="333333"/>
-          <w:sz w:val="24"/>
-          <w:szCs w:val="24"/>
-        </w:rPr>
-        <w:t xml:space="preserve">Mr. </w:t>
-      </w:r>
-      <w:proofErr w:type="spellStart"/>
-      <w:r>
-        <w:rPr>
-          <w:rFonts w:ascii="Times New Roman" w:eastAsia="Times New Roman" w:hAnsi="Times New Roman" w:cs="Times New Roman"/>
-          <w:color w:val="333333"/>
-          <w:sz w:val="24"/>
-          <w:szCs w:val="24"/>
-        </w:rPr>
-        <w:t>Navneet</w:t>
-      </w:r>
-      <w:proofErr w:type="spellEnd"/>
-      <w:r>
-        <w:rPr>
-          <w:rFonts w:ascii="Times New Roman" w:eastAsia="Times New Roman" w:hAnsi="Times New Roman" w:cs="Times New Roman"/>
-          <w:color w:val="333333"/>
-          <w:sz w:val="24"/>
-          <w:szCs w:val="24"/>
-        </w:rPr>
-        <w:t xml:space="preserve"> </w:t>
-      </w:r>
-      <w:proofErr w:type="spellStart"/>
-      <w:r>
-        <w:rPr>
-          <w:rFonts w:ascii="Times New Roman" w:eastAsia="Times New Roman" w:hAnsi="Times New Roman" w:cs="Times New Roman"/>
-          <w:color w:val="333333"/>
-          <w:sz w:val="24"/>
-          <w:szCs w:val="24"/>
-        </w:rPr>
-        <w:t>Tiwari</w:t>
-      </w:r>
-      <w:proofErr w:type="spellEnd"/>
-      <w:r>
-        <w:rPr>
-          <w:rFonts w:ascii="Times New Roman" w:eastAsia="Times New Roman" w:hAnsi="Times New Roman" w:cs="Times New Roman"/>
-          <w:color w:val="333333"/>
-          <w:sz w:val="24"/>
-          <w:szCs w:val="24"/>
-        </w:rPr>
-        <w:t>- Treasurer</w:t>
+        <w:t>2. Mr. Navneet Tiwari- Treasurer</w:t>
       </w:r>
       <w:r>
         <w:rPr>
@@ -836,37 +527,7 @@
           <w:szCs w:val="24"/>
         </w:rPr>
         <w:br/>
-        <w:t>3.</w:t>
-      </w:r>
-      <w:proofErr w:type="gramEnd"/>
-      <w:r>
-        <w:rPr>
-          <w:rFonts w:ascii="Times New Roman" w:eastAsia="Times New Roman" w:hAnsi="Times New Roman" w:cs="Times New Roman"/>
-          <w:color w:val="333333"/>
-          <w:sz w:val="24"/>
-          <w:szCs w:val="24"/>
-        </w:rPr>
-        <w:t xml:space="preserve"> Mr. </w:t>
-      </w:r>
-      <w:proofErr w:type="spellStart"/>
-      <w:r>
-        <w:rPr>
-          <w:rFonts w:ascii="Times New Roman" w:eastAsia="Times New Roman" w:hAnsi="Times New Roman" w:cs="Times New Roman"/>
-          <w:color w:val="333333"/>
-          <w:sz w:val="24"/>
-          <w:szCs w:val="24"/>
-        </w:rPr>
-        <w:t>Mayur</w:t>
-      </w:r>
-      <w:proofErr w:type="spellEnd"/>
-      <w:r>
-        <w:rPr>
-          <w:rFonts w:ascii="Times New Roman" w:eastAsia="Times New Roman" w:hAnsi="Times New Roman" w:cs="Times New Roman"/>
-          <w:color w:val="333333"/>
-          <w:sz w:val="24"/>
-          <w:szCs w:val="24"/>
-        </w:rPr>
-        <w:t xml:space="preserve"> More – Secretary</w:t>
+        <w:t>3. Mr. Mayur More – Secretary</w:t>
       </w:r>
       <w:r>
         <w:rPr>
@@ -926,27 +587,7 @@
           <w:szCs w:val="24"/>
         </w:rPr>
         <w:br/>
-        <w:t xml:space="preserve">5. Mr. </w:t>
-      </w:r>
-      <w:proofErr w:type="spellStart"/>
-      <w:r>
-        <w:rPr>
-          <w:rFonts w:ascii="Times New Roman" w:eastAsia="Times New Roman" w:hAnsi="Times New Roman" w:cs="Times New Roman"/>
-          <w:color w:val="333333"/>
-          <w:sz w:val="24"/>
-          <w:szCs w:val="24"/>
-        </w:rPr>
-        <w:t>Bhavik</w:t>
-      </w:r>
-      <w:proofErr w:type="spellEnd"/>
-      <w:r>
-        <w:rPr>
-          <w:rFonts w:ascii="Times New Roman" w:eastAsia="Times New Roman" w:hAnsi="Times New Roman" w:cs="Times New Roman"/>
-          <w:color w:val="333333"/>
-          <w:sz w:val="24"/>
-          <w:szCs w:val="24"/>
-        </w:rPr>
-        <w:t xml:space="preserve"> </w:t>
+        <w:t xml:space="preserve">5. Mr. Bhavik </w:t>
       </w:r>
       <w:proofErr w:type="spellStart"/>
       <w:r>
@@ -1006,7 +647,7 @@
           <w:szCs w:val="24"/>
         </w:rPr>
         <w:br/>
-        <w:t xml:space="preserve">7. Mr. </w:t>
+        <w:t xml:space="preserve">7. Mr. Bhushan </w:t>
       </w:r>
       <w:proofErr w:type="spellStart"/>
       <w:r>
@@ -1016,7 +657,7 @@
           <w:sz w:val="24"/>
           <w:szCs w:val="24"/>
         </w:rPr>
-        <w:t>Bhushan</w:t>
+        <w:t>Ahire</w:t>
       </w:r>
       <w:proofErr w:type="spellEnd"/>
       <w:r>
@@ -1026,26 +667,6 @@
           <w:sz w:val="24"/>
           <w:szCs w:val="24"/>
         </w:rPr>
-        <w:t xml:space="preserve"> </w:t>
-      </w:r>
-      <w:proofErr w:type="spellStart"/>
-      <w:r>
-        <w:rPr>
-          <w:rFonts w:ascii="Times New Roman" w:eastAsia="Times New Roman" w:hAnsi="Times New Roman" w:cs="Times New Roman"/>
-          <w:color w:val="333333"/>
-          <w:sz w:val="24"/>
-          <w:szCs w:val="24"/>
-        </w:rPr>
-        <w:t>Ahire</w:t>
-      </w:r>
-      <w:proofErr w:type="spellEnd"/>
-      <w:r>
-        <w:rPr>
-          <w:rFonts w:ascii="Times New Roman" w:eastAsia="Times New Roman" w:hAnsi="Times New Roman" w:cs="Times New Roman"/>
-          <w:color w:val="333333"/>
-          <w:sz w:val="24"/>
-          <w:szCs w:val="24"/>
-        </w:rPr>
         <w:t xml:space="preserve"> – Member</w:t>
       </w:r>
       <w:r>
@@ -1056,47 +677,7 @@
           <w:szCs w:val="24"/>
         </w:rPr>
         <w:br/>
-        <w:t xml:space="preserve">8. Ms. </w:t>
-      </w:r>
-      <w:proofErr w:type="spellStart"/>
-      <w:r>
-        <w:rPr>
-          <w:rFonts w:ascii="Times New Roman" w:eastAsia="Times New Roman" w:hAnsi="Times New Roman" w:cs="Times New Roman"/>
-          <w:color w:val="333333"/>
-          <w:sz w:val="24"/>
-          <w:szCs w:val="24"/>
-        </w:rPr>
-        <w:t>Triveni</w:t>
-      </w:r>
-      <w:proofErr w:type="spellEnd"/>
-      <w:r>
-        <w:rPr>
-          <w:rFonts w:ascii="Times New Roman" w:eastAsia="Times New Roman" w:hAnsi="Times New Roman" w:cs="Times New Roman"/>
-          <w:color w:val="333333"/>
-          <w:sz w:val="24"/>
-          <w:szCs w:val="24"/>
-        </w:rPr>
-        <w:t xml:space="preserve"> </w:t>
-      </w:r>
-      <w:proofErr w:type="spellStart"/>
-      <w:r>
-        <w:rPr>
-          <w:rFonts w:ascii="Times New Roman" w:eastAsia="Times New Roman" w:hAnsi="Times New Roman" w:cs="Times New Roman"/>
-          <w:color w:val="333333"/>
-          <w:sz w:val="24"/>
-          <w:szCs w:val="24"/>
-        </w:rPr>
-        <w:t>Sriram</w:t>
-      </w:r>
-      <w:proofErr w:type="spellEnd"/>
-      <w:r>
-        <w:rPr>
-          <w:rFonts w:ascii="Times New Roman" w:eastAsia="Times New Roman" w:hAnsi="Times New Roman" w:cs="Times New Roman"/>
-          <w:color w:val="333333"/>
-          <w:sz w:val="24"/>
-          <w:szCs w:val="24"/>
-        </w:rPr>
-        <w:t xml:space="preserve"> </w:t>
+        <w:t xml:space="preserve">8. Ms. Triveni Sriram </w:t>
       </w:r>
       <w:proofErr w:type="spellStart"/>
       <w:r>
@@ -1181,7 +762,7 @@
           <w:sz w:val="24"/>
           <w:szCs w:val="24"/>
         </w:rPr>
-        <w:t xml:space="preserve">, Mr. </w:t>
+        <w:t xml:space="preserve">, Mr. Amit </w:t>
       </w:r>
       <w:proofErr w:type="spellStart"/>
       <w:r>
@@ -1191,7 +772,7 @@
           <w:sz w:val="24"/>
           <w:szCs w:val="24"/>
         </w:rPr>
-        <w:t>Amit</w:t>
+        <w:t>Delikar</w:t>
       </w:r>
       <w:proofErr w:type="spellEnd"/>
       <w:r>
@@ -1201,167 +782,7 @@
           <w:sz w:val="24"/>
           <w:szCs w:val="24"/>
         </w:rPr>
-        <w:t xml:space="preserve"> </w:t>
-      </w:r>
-      <w:proofErr w:type="spellStart"/>
-      <w:r>
-        <w:rPr>
-          <w:rFonts w:ascii="Times New Roman" w:eastAsia="Times New Roman" w:hAnsi="Times New Roman" w:cs="Times New Roman"/>
-          <w:color w:val="333333"/>
-          <w:sz w:val="24"/>
-          <w:szCs w:val="24"/>
-        </w:rPr>
-        <w:t>Delikar</w:t>
-      </w:r>
-      <w:proofErr w:type="spellEnd"/>
-      <w:r>
-        <w:rPr>
-          <w:rFonts w:ascii="Times New Roman" w:eastAsia="Times New Roman" w:hAnsi="Times New Roman" w:cs="Times New Roman"/>
-          <w:color w:val="333333"/>
-          <w:sz w:val="24"/>
-          <w:szCs w:val="24"/>
-        </w:rPr>
-        <w:t xml:space="preserve">, Mr. </w:t>
-      </w:r>
-      <w:proofErr w:type="spellStart"/>
-      <w:r>
-        <w:rPr>
-          <w:rFonts w:ascii="Times New Roman" w:eastAsia="Times New Roman" w:hAnsi="Times New Roman" w:cs="Times New Roman"/>
-          <w:color w:val="333333"/>
-          <w:sz w:val="24"/>
-          <w:szCs w:val="24"/>
-        </w:rPr>
-        <w:t>Navneet</w:t>
-      </w:r>
-      <w:proofErr w:type="spellEnd"/>
-      <w:r>
-        <w:rPr>
-          <w:rFonts w:ascii="Times New Roman" w:eastAsia="Times New Roman" w:hAnsi="Times New Roman" w:cs="Times New Roman"/>
-          <w:color w:val="333333"/>
-          <w:sz w:val="24"/>
-          <w:szCs w:val="24"/>
-        </w:rPr>
-        <w:t xml:space="preserve"> </w:t>
-      </w:r>
-      <w:proofErr w:type="spellStart"/>
-      <w:r>
-        <w:rPr>
-          <w:rFonts w:ascii="Times New Roman" w:eastAsia="Times New Roman" w:hAnsi="Times New Roman" w:cs="Times New Roman"/>
-          <w:color w:val="333333"/>
-          <w:sz w:val="24"/>
-          <w:szCs w:val="24"/>
-        </w:rPr>
-        <w:t>Tiwari</w:t>
-      </w:r>
-      <w:proofErr w:type="spellEnd"/>
-      <w:r>
-        <w:rPr>
-          <w:rFonts w:ascii="Times New Roman" w:eastAsia="Times New Roman" w:hAnsi="Times New Roman" w:cs="Times New Roman"/>
-          <w:color w:val="333333"/>
-          <w:sz w:val="24"/>
-          <w:szCs w:val="24"/>
-        </w:rPr>
-        <w:t xml:space="preserve">, Mr. </w:t>
-      </w:r>
-      <w:proofErr w:type="spellStart"/>
-      <w:r>
-        <w:rPr>
-          <w:rFonts w:ascii="Times New Roman" w:eastAsia="Times New Roman" w:hAnsi="Times New Roman" w:cs="Times New Roman"/>
-          <w:color w:val="333333"/>
-          <w:sz w:val="24"/>
-          <w:szCs w:val="24"/>
-        </w:rPr>
-        <w:t>Ravindra</w:t>
-      </w:r>
-      <w:proofErr w:type="spellEnd"/>
-      <w:r>
-        <w:rPr>
-          <w:rFonts w:ascii="Times New Roman" w:eastAsia="Times New Roman" w:hAnsi="Times New Roman" w:cs="Times New Roman"/>
-          <w:color w:val="333333"/>
-          <w:sz w:val="24"/>
-          <w:szCs w:val="24"/>
-        </w:rPr>
-        <w:t xml:space="preserve"> </w:t>
-      </w:r>
-      <w:proofErr w:type="spellStart"/>
-      <w:r>
-        <w:rPr>
-          <w:rFonts w:ascii="Times New Roman" w:eastAsia="Times New Roman" w:hAnsi="Times New Roman" w:cs="Times New Roman"/>
-          <w:color w:val="333333"/>
-          <w:sz w:val="24"/>
-          <w:szCs w:val="24"/>
-        </w:rPr>
-        <w:t>Shende</w:t>
-      </w:r>
-      <w:proofErr w:type="spellEnd"/>
-      <w:r>
-        <w:rPr>
-          <w:rFonts w:ascii="Times New Roman" w:eastAsia="Times New Roman" w:hAnsi="Times New Roman" w:cs="Times New Roman"/>
-          <w:color w:val="333333"/>
-          <w:sz w:val="24"/>
-          <w:szCs w:val="24"/>
-        </w:rPr>
-        <w:t xml:space="preserve"> and Miss. </w:t>
-      </w:r>
-      <w:proofErr w:type="spellStart"/>
-      <w:r>
-        <w:rPr>
-          <w:rFonts w:ascii="Times New Roman" w:eastAsia="Times New Roman" w:hAnsi="Times New Roman" w:cs="Times New Roman"/>
-          <w:color w:val="333333"/>
-          <w:sz w:val="24"/>
-          <w:szCs w:val="24"/>
-        </w:rPr>
-        <w:t>Minu</w:t>
-      </w:r>
-      <w:proofErr w:type="spellEnd"/>
-      <w:r>
-        <w:rPr>
-          <w:rFonts w:ascii="Times New Roman" w:eastAsia="Times New Roman" w:hAnsi="Times New Roman" w:cs="Times New Roman"/>
-          <w:color w:val="333333"/>
-          <w:sz w:val="24"/>
-          <w:szCs w:val="24"/>
-        </w:rPr>
-        <w:t xml:space="preserve"> </w:t>
-      </w:r>
-      <w:proofErr w:type="spellStart"/>
-      <w:r>
-        <w:rPr>
-          <w:rFonts w:ascii="Times New Roman" w:eastAsia="Times New Roman" w:hAnsi="Times New Roman" w:cs="Times New Roman"/>
-          <w:color w:val="333333"/>
-          <w:sz w:val="24"/>
-          <w:szCs w:val="24"/>
-        </w:rPr>
-        <w:t>Yadav</w:t>
-      </w:r>
-      <w:proofErr w:type="spellEnd"/>
-      <w:r>
-        <w:rPr>
-          <w:rFonts w:ascii="Times New Roman" w:eastAsia="Times New Roman" w:hAnsi="Times New Roman" w:cs="Times New Roman"/>
-          <w:color w:val="333333"/>
-          <w:sz w:val="24"/>
-          <w:szCs w:val="24"/>
-        </w:rPr>
-        <w:t xml:space="preserve"> recalled their college memories &amp; elaborated how </w:t>
-      </w:r>
-      <w:proofErr w:type="spellStart"/>
-      <w:r>
-        <w:rPr>
-          <w:rFonts w:ascii="Times New Roman" w:eastAsia="Times New Roman" w:hAnsi="Times New Roman" w:cs="Times New Roman"/>
-          <w:color w:val="333333"/>
-          <w:sz w:val="24"/>
-          <w:szCs w:val="24"/>
-        </w:rPr>
-        <w:t>Swayam</w:t>
-      </w:r>
-      <w:proofErr w:type="spellEnd"/>
-      <w:r>
-        <w:rPr>
-          <w:rFonts w:ascii="Times New Roman" w:eastAsia="Times New Roman" w:hAnsi="Times New Roman" w:cs="Times New Roman"/>
-          <w:color w:val="333333"/>
-          <w:sz w:val="24"/>
-          <w:szCs w:val="24"/>
-        </w:rPr>
-        <w:t xml:space="preserve"> Siddhi College, has changed their life from students to be successful professionals and good human beings.</w:t>
+        <w:t>, Mr. Navneet Tiwari, Mr. Ravindra Shende and Miss. Minu Yadav recalled their college memories &amp; elaborated how Swayam Siddhi College, has changed their life from students to be successful professionals and good human beings.</w:t>
       </w:r>
     </w:p>
     <w:p>
@@ -1534,27 +955,7 @@
                 <w:szCs w:val="24"/>
               </w:rPr>
               <w:br/>
-              <w:t xml:space="preserve">“Myself </w:t>
-            </w:r>
-            <w:proofErr w:type="spellStart"/>
-            <w:r>
-              <w:rPr>
-                <w:rFonts w:ascii="Times New Roman" w:eastAsia="Times New Roman" w:hAnsi="Times New Roman" w:cs="Times New Roman"/>
-                <w:color w:val="333333"/>
-                <w:sz w:val="24"/>
-                <w:szCs w:val="24"/>
-              </w:rPr>
-              <w:t>Mayur</w:t>
-            </w:r>
-            <w:proofErr w:type="spellEnd"/>
-            <w:r>
-              <w:rPr>
-                <w:rFonts w:ascii="Times New Roman" w:eastAsia="Times New Roman" w:hAnsi="Times New Roman" w:cs="Times New Roman"/>
-                <w:color w:val="333333"/>
-                <w:sz w:val="24"/>
-                <w:szCs w:val="24"/>
-              </w:rPr>
-              <w:t xml:space="preserve"> </w:t>
+              <w:t xml:space="preserve">“Myself Mayur </w:t>
             </w:r>
             <w:proofErr w:type="spellStart"/>
             <w:r>
@@ -1574,27 +975,7 @@
                 <w:sz w:val="24"/>
                 <w:szCs w:val="24"/>
               </w:rPr>
-              <w:t xml:space="preserve"> </w:t>
-            </w:r>
-            <w:proofErr w:type="spellStart"/>
-            <w:r>
-              <w:rPr>
-                <w:rFonts w:ascii="Times New Roman" w:eastAsia="Times New Roman" w:hAnsi="Times New Roman" w:cs="Times New Roman"/>
-                <w:color w:val="333333"/>
-                <w:sz w:val="24"/>
-                <w:szCs w:val="24"/>
-              </w:rPr>
-              <w:t>Suryakant</w:t>
-            </w:r>
-            <w:proofErr w:type="spellEnd"/>
-            <w:r>
-              <w:rPr>
-                <w:rFonts w:ascii="Times New Roman" w:eastAsia="Times New Roman" w:hAnsi="Times New Roman" w:cs="Times New Roman"/>
-                <w:color w:val="333333"/>
-                <w:sz w:val="24"/>
-                <w:szCs w:val="24"/>
-              </w:rPr>
-              <w:t xml:space="preserve"> More( B.E. &amp; MMS)</w:t>
+              <w:t xml:space="preserve"> Suryakant More( B.E. &amp; MMS)</w:t>
             </w:r>
             <w:r>
               <w:rPr>
@@ -1613,47 +994,7 @@
                 <w:szCs w:val="24"/>
               </w:rPr>
               <w:br/>
-              <w:t xml:space="preserve">I have done my MMS from </w:t>
-            </w:r>
-            <w:proofErr w:type="spellStart"/>
-            <w:r>
-              <w:rPr>
-                <w:rFonts w:ascii="Times New Roman" w:eastAsia="Times New Roman" w:hAnsi="Times New Roman" w:cs="Times New Roman"/>
-                <w:color w:val="333333"/>
-                <w:sz w:val="24"/>
-                <w:szCs w:val="24"/>
-              </w:rPr>
-              <w:t>Swayam</w:t>
-            </w:r>
-            <w:proofErr w:type="spellEnd"/>
-            <w:r>
-              <w:rPr>
-                <w:rFonts w:ascii="Times New Roman" w:eastAsia="Times New Roman" w:hAnsi="Times New Roman" w:cs="Times New Roman"/>
-                <w:color w:val="333333"/>
-                <w:sz w:val="24"/>
-                <w:szCs w:val="24"/>
-              </w:rPr>
-              <w:t xml:space="preserve"> Siddhi College, Mumbai, It was a great experience and learning from </w:t>
-            </w:r>
-            <w:proofErr w:type="spellStart"/>
-            <w:r>
-              <w:rPr>
-                <w:rFonts w:ascii="Times New Roman" w:eastAsia="Times New Roman" w:hAnsi="Times New Roman" w:cs="Times New Roman"/>
-                <w:color w:val="333333"/>
-                <w:sz w:val="24"/>
-                <w:szCs w:val="24"/>
-              </w:rPr>
-              <w:t>Swayam</w:t>
-            </w:r>
-            <w:proofErr w:type="spellEnd"/>
-            <w:r>
-              <w:rPr>
-                <w:rFonts w:ascii="Times New Roman" w:eastAsia="Times New Roman" w:hAnsi="Times New Roman" w:cs="Times New Roman"/>
-                <w:color w:val="333333"/>
-                <w:sz w:val="24"/>
-                <w:szCs w:val="24"/>
-              </w:rPr>
-              <w:t xml:space="preserve"> Siddhi College, , I have learned many skills and grabbed knowledge from college...</w:t>
+              <w:t>I have done my MMS from Swayam Siddhi College, Mumbai, It was a great experience and learning from Swayam Siddhi College, , I have learned many skills and grabbed knowledge from college...</w:t>
             </w:r>
             <w:r>
               <w:rPr>
@@ -1683,27 +1024,7 @@
                 <w:sz w:val="24"/>
                 <w:szCs w:val="24"/>
               </w:rPr>
-              <w:t xml:space="preserve"> </w:t>
-            </w:r>
-            <w:proofErr w:type="spellStart"/>
-            <w:r>
-              <w:rPr>
-                <w:rFonts w:ascii="Times New Roman" w:eastAsia="Times New Roman" w:hAnsi="Times New Roman" w:cs="Times New Roman"/>
-                <w:color w:val="333333"/>
-                <w:sz w:val="24"/>
-                <w:szCs w:val="24"/>
-              </w:rPr>
-              <w:t>Bhavan</w:t>
-            </w:r>
-            <w:proofErr w:type="spellEnd"/>
-            <w:r>
-              <w:rPr>
-                <w:rFonts w:ascii="Times New Roman" w:eastAsia="Times New Roman" w:hAnsi="Times New Roman" w:cs="Times New Roman"/>
-                <w:color w:val="333333"/>
-                <w:sz w:val="24"/>
-                <w:szCs w:val="24"/>
-              </w:rPr>
-              <w:t xml:space="preserve"> New Delhi. When I was on campus we organized many skills set programs, annual gathering program we participated. I have learned many management skills and improved my skill set.</w:t>
+              <w:t xml:space="preserve"> Bhavan New Delhi. When I was on campus we organized many skills set programs, annual gathering program we participated. I have learned many management skills and improved my skill set.</w:t>
             </w:r>
             <w:r>
               <w:rPr>
@@ -1713,27 +1034,7 @@
                 <w:szCs w:val="24"/>
               </w:rPr>
               <w:br/>
-              <w:t xml:space="preserve">My journey with </w:t>
-            </w:r>
-            <w:proofErr w:type="spellStart"/>
-            <w:r>
-              <w:rPr>
-                <w:rFonts w:ascii="Times New Roman" w:eastAsia="Times New Roman" w:hAnsi="Times New Roman" w:cs="Times New Roman"/>
-                <w:color w:val="333333"/>
-                <w:sz w:val="24"/>
-                <w:szCs w:val="24"/>
-              </w:rPr>
-              <w:t>Swayam</w:t>
-            </w:r>
-            <w:proofErr w:type="spellEnd"/>
-            <w:r>
-              <w:rPr>
-                <w:rFonts w:ascii="Times New Roman" w:eastAsia="Times New Roman" w:hAnsi="Times New Roman" w:cs="Times New Roman"/>
-                <w:color w:val="333333"/>
-                <w:sz w:val="24"/>
-                <w:szCs w:val="24"/>
-              </w:rPr>
-              <w:t xml:space="preserve"> Siddhi College has been excellent</w:t>
+              <w:t>My journey with Swayam Siddhi College has been excellent</w:t>
             </w:r>
             <w:r>
               <w:rPr>
@@ -1766,7 +1067,7 @@
                 <w:szCs w:val="24"/>
               </w:rPr>
               <w:drawing>
-                <wp:inline distT="0" distB="0" distL="0" distR="0" wp14:anchorId="5311A4D7" wp14:editId="66EDB0F5">
+                <wp:inline distT="0" distB="0" distL="0" distR="0" wp14:anchorId="0F319EEB" wp14:editId="7DAA4F1F">
                   <wp:extent cx="2638425" cy="2740747"/>
                   <wp:effectExtent l="0" t="0" r="0" b="2540"/>
                   <wp:docPr id="2" name="Picture 2" descr="Mayur Patil Alumni of Swayam Siddhi MBA college"/>
@@ -1783,7 +1084,7 @@
                           </pic:cNvPicPr>
                         </pic:nvPicPr>
                         <pic:blipFill>
-                          <a:blip r:embed="rId6">
+                          <a:blip r:embed="rId5">
                             <a:extLst>
                               <a:ext uri="{28A0092B-C50C-407E-A947-70E740481C1C}">
                                 <a14:useLocalDpi xmlns:a14="http://schemas.microsoft.com/office/drawing/2010/main" val="0"/>
@@ -1842,7 +1143,6 @@
         </w:rPr>
       </w:pPr>
       <w:proofErr w:type="spellStart"/>
-      <w:proofErr w:type="gramStart"/>
       <w:r>
         <w:rPr>
           <w:rFonts w:ascii="Times New Roman" w:eastAsia="Times New Roman" w:hAnsi="Times New Roman" w:cs="Times New Roman"/>
@@ -1856,7 +1156,6 @@
         <w:t>xxxxxx</w:t>
       </w:r>
       <w:proofErr w:type="spellEnd"/>
-      <w:proofErr w:type="gramEnd"/>
       <w:r>
         <w:rPr>
           <w:rFonts w:ascii="Times New Roman" w:eastAsia="Times New Roman" w:hAnsi="Times New Roman" w:cs="Times New Roman"/>
@@ -1932,59 +1231,7 @@
                 <w:szCs w:val="24"/>
                 <w:bdr w:val="none" w:sz="0" w:space="0" w:color="auto" w:frame="1"/>
               </w:rPr>
-              <w:t xml:space="preserve">Mr. </w:t>
-            </w:r>
-            <w:proofErr w:type="spellStart"/>
-            <w:r>
-              <w:rPr>
-                <w:rFonts w:ascii="Times New Roman" w:eastAsia="Times New Roman" w:hAnsi="Times New Roman" w:cs="Times New Roman"/>
-                <w:b/>
-                <w:bCs/>
-                <w:color w:val="333333"/>
-                <w:sz w:val="24"/>
-                <w:szCs w:val="24"/>
-                <w:bdr w:val="none" w:sz="0" w:space="0" w:color="auto" w:frame="1"/>
-              </w:rPr>
-              <w:t>Manohar</w:t>
-            </w:r>
-            <w:proofErr w:type="spellEnd"/>
-            <w:r>
-              <w:rPr>
-                <w:rFonts w:ascii="Times New Roman" w:eastAsia="Times New Roman" w:hAnsi="Times New Roman" w:cs="Times New Roman"/>
-                <w:b/>
-                <w:bCs/>
-                <w:color w:val="333333"/>
-                <w:sz w:val="24"/>
-                <w:szCs w:val="24"/>
-                <w:bdr w:val="none" w:sz="0" w:space="0" w:color="auto" w:frame="1"/>
-              </w:rPr>
-              <w:t xml:space="preserve"> </w:t>
-            </w:r>
-            <w:proofErr w:type="spellStart"/>
-            <w:r>
-              <w:rPr>
-                <w:rFonts w:ascii="Times New Roman" w:eastAsia="Times New Roman" w:hAnsi="Times New Roman" w:cs="Times New Roman"/>
-                <w:b/>
-                <w:bCs/>
-                <w:color w:val="333333"/>
-                <w:sz w:val="24"/>
-                <w:szCs w:val="24"/>
-                <w:bdr w:val="none" w:sz="0" w:space="0" w:color="auto" w:frame="1"/>
-              </w:rPr>
-              <w:t>Patil</w:t>
-            </w:r>
-            <w:proofErr w:type="spellEnd"/>
-            <w:r>
-              <w:rPr>
-                <w:rFonts w:ascii="Times New Roman" w:eastAsia="Times New Roman" w:hAnsi="Times New Roman" w:cs="Times New Roman"/>
-                <w:b/>
-                <w:bCs/>
-                <w:color w:val="333333"/>
-                <w:sz w:val="24"/>
-                <w:szCs w:val="24"/>
-                <w:bdr w:val="none" w:sz="0" w:space="0" w:color="auto" w:frame="1"/>
-              </w:rPr>
-              <w:t xml:space="preserve"> - Proud Alumni</w:t>
+              <w:t>Mr. Manohar Patil - Proud Alumni</w:t>
             </w:r>
             <w:r>
               <w:rPr>
@@ -2017,7 +1264,7 @@
                 <w:szCs w:val="24"/>
               </w:rPr>
               <w:drawing>
-                <wp:inline distT="0" distB="0" distL="0" distR="0" wp14:anchorId="6421C746" wp14:editId="7EE6B9CB">
+                <wp:inline distT="0" distB="0" distL="0" distR="0" wp14:anchorId="09AA497B" wp14:editId="64D1B8D7">
                   <wp:extent cx="3438525" cy="3571875"/>
                   <wp:effectExtent l="0" t="0" r="9525" b="9525"/>
                   <wp:docPr id="1" name="Picture 1" descr="alumnii.jpg"/>
@@ -2029,6 +1276,293 @@
                       <pic:pic xmlns:pic="http://schemas.openxmlformats.org/drawingml/2006/picture">
                         <pic:nvPicPr>
                           <pic:cNvPr id="0" name="img_comp-lwvwlsak" descr="alumnii.jpg"/>
+                          <pic:cNvPicPr>
+                            <a:picLocks noChangeAspect="1" noChangeArrowheads="1"/>
+                          </pic:cNvPicPr>
+                        </pic:nvPicPr>
+                        <pic:blipFill>
+                          <a:blip r:embed="rId6">
+                            <a:extLst>
+                              <a:ext uri="{28A0092B-C50C-407E-A947-70E740481C1C}">
+                                <a14:useLocalDpi xmlns:a14="http://schemas.microsoft.com/office/drawing/2010/main" val="0"/>
+                              </a:ext>
+                            </a:extLst>
+                          </a:blip>
+                          <a:srcRect/>
+                          <a:stretch>
+                            <a:fillRect/>
+                          </a:stretch>
+                        </pic:blipFill>
+                        <pic:spPr bwMode="auto">
+                          <a:xfrm>
+                            <a:off x="0" y="0"/>
+                            <a:ext cx="3438525" cy="3571875"/>
+                          </a:xfrm>
+                          <a:prstGeom prst="rect">
+                            <a:avLst/>
+                          </a:prstGeom>
+                          <a:noFill/>
+                          <a:ln>
+                            <a:noFill/>
+                          </a:ln>
+                        </pic:spPr>
+                      </pic:pic>
+                    </a:graphicData>
+                  </a:graphic>
+                </wp:inline>
+              </w:drawing>
+            </w:r>
+          </w:p>
+          <w:p>
+            <w:pPr>
+              <w:spacing w:line="360" w:lineRule="auto"/>
+              <w:textAlignment w:val="baseline"/>
+              <w:rPr>
+                <w:rFonts w:ascii="Times New Roman" w:eastAsia="Times New Roman" w:hAnsi="Times New Roman" w:cs="Times New Roman"/>
+                <w:b/>
+                <w:bCs/>
+                <w:color w:val="333333"/>
+                <w:sz w:val="24"/>
+                <w:szCs w:val="24"/>
+                <w:bdr w:val="none" w:sz="0" w:space="0" w:color="auto" w:frame="1"/>
+              </w:rPr>
+            </w:pPr>
+          </w:p>
+        </w:tc>
+      </w:tr>
+    </w:tbl>
+    <w:p>
+      <w:pPr>
+        <w:spacing w:after="0" w:line="360" w:lineRule="auto"/>
+        <w:textAlignment w:val="baseline"/>
+        <w:rPr>
+          <w:rFonts w:ascii="Times New Roman" w:eastAsia="Times New Roman" w:hAnsi="Times New Roman" w:cs="Times New Roman"/>
+          <w:b/>
+          <w:bCs/>
+          <w:color w:val="333333"/>
+          <w:sz w:val="24"/>
+          <w:szCs w:val="24"/>
+          <w:bdr w:val="none" w:sz="0" w:space="0" w:color="auto" w:frame="1"/>
+        </w:rPr>
+      </w:pPr>
+    </w:p>
+    <w:p>
+      <w:pPr>
+        <w:spacing w:line="360" w:lineRule="auto"/>
+        <w:rPr>
+          <w:rFonts w:ascii="Times New Roman" w:eastAsia="Times New Roman" w:hAnsi="Times New Roman" w:cs="Times New Roman"/>
+          <w:b/>
+          <w:bCs/>
+          <w:color w:val="333333"/>
+          <w:sz w:val="24"/>
+          <w:szCs w:val="24"/>
+          <w:bdr w:val="none" w:sz="0" w:space="0" w:color="auto" w:frame="1"/>
+        </w:rPr>
+      </w:pPr>
+      <w:proofErr w:type="spellStart"/>
+      <w:r>
+        <w:rPr>
+          <w:rFonts w:ascii="Times New Roman" w:eastAsia="Times New Roman" w:hAnsi="Times New Roman" w:cs="Times New Roman"/>
+          <w:b/>
+          <w:bCs/>
+          <w:color w:val="333333"/>
+          <w:sz w:val="24"/>
+          <w:szCs w:val="24"/>
+          <w:bdr w:val="none" w:sz="0" w:space="0" w:color="auto" w:frame="1"/>
+        </w:rPr>
+        <w:t>xxxxxx</w:t>
+      </w:r>
+      <w:proofErr w:type="spellEnd"/>
+      <w:r>
+        <w:rPr>
+          <w:rFonts w:ascii="Times New Roman" w:eastAsia="Times New Roman" w:hAnsi="Times New Roman" w:cs="Times New Roman"/>
+          <w:b/>
+          <w:bCs/>
+          <w:color w:val="333333"/>
+          <w:sz w:val="24"/>
+          <w:szCs w:val="24"/>
+          <w:bdr w:val="none" w:sz="0" w:space="0" w:color="auto" w:frame="1"/>
+        </w:rPr>
+        <w:t>----------------</w:t>
+      </w:r>
+      <w:proofErr w:type="spellStart"/>
+      <w:r>
+        <w:rPr>
+          <w:rFonts w:ascii="Times New Roman" w:eastAsia="Times New Roman" w:hAnsi="Times New Roman" w:cs="Times New Roman"/>
+          <w:b/>
+          <w:bCs/>
+          <w:color w:val="333333"/>
+          <w:sz w:val="24"/>
+          <w:szCs w:val="24"/>
+          <w:bdr w:val="none" w:sz="0" w:space="0" w:color="auto" w:frame="1"/>
+        </w:rPr>
+        <w:t>xxxxxxxx</w:t>
+      </w:r>
+      <w:proofErr w:type="spellEnd"/>
+    </w:p>
+    <w:p>
+      <w:pPr>
+        <w:spacing w:line="360" w:lineRule="auto"/>
+        <w:rPr>
+          <w:rFonts w:ascii="Times New Roman" w:eastAsia="Times New Roman" w:hAnsi="Times New Roman" w:cs="Times New Roman"/>
+          <w:b/>
+          <w:bCs/>
+          <w:color w:val="333333"/>
+          <w:sz w:val="24"/>
+          <w:szCs w:val="24"/>
+          <w:bdr w:val="none" w:sz="0" w:space="0" w:color="auto" w:frame="1"/>
+        </w:rPr>
+      </w:pPr>
+    </w:p>
+    <w:p>
+      <w:pPr>
+        <w:spacing w:line="360" w:lineRule="auto"/>
+        <w:rPr>
+          <w:rFonts w:ascii="Times New Roman" w:eastAsia="Times New Roman" w:hAnsi="Times New Roman" w:cs="Times New Roman"/>
+          <w:b/>
+          <w:bCs/>
+          <w:color w:val="333333"/>
+          <w:sz w:val="24"/>
+          <w:szCs w:val="24"/>
+          <w:bdr w:val="none" w:sz="0" w:space="0" w:color="auto" w:frame="1"/>
+        </w:rPr>
+      </w:pPr>
+    </w:p>
+    <w:p>
+      <w:pPr>
+        <w:spacing w:line="360" w:lineRule="auto"/>
+        <w:rPr>
+          <w:rFonts w:ascii="Times New Roman" w:eastAsia="Times New Roman" w:hAnsi="Times New Roman" w:cs="Times New Roman"/>
+          <w:b/>
+          <w:bCs/>
+          <w:color w:val="333333"/>
+          <w:sz w:val="24"/>
+          <w:szCs w:val="24"/>
+          <w:bdr w:val="none" w:sz="0" w:space="0" w:color="auto" w:frame="1"/>
+        </w:rPr>
+      </w:pPr>
+    </w:p>
+    <w:p>
+      <w:pPr>
+        <w:spacing w:line="360" w:lineRule="auto"/>
+        <w:rPr>
+          <w:rFonts w:ascii="Times New Roman" w:eastAsia="Times New Roman" w:hAnsi="Times New Roman" w:cs="Times New Roman"/>
+          <w:b/>
+          <w:bCs/>
+          <w:color w:val="333333"/>
+          <w:sz w:val="24"/>
+          <w:szCs w:val="24"/>
+          <w:bdr w:val="none" w:sz="0" w:space="0" w:color="auto" w:frame="1"/>
+        </w:rPr>
+      </w:pPr>
+    </w:p>
+    <w:p>
+      <w:pPr>
+        <w:spacing w:line="360" w:lineRule="auto"/>
+        <w:rPr>
+          <w:rFonts w:ascii="Times New Roman" w:eastAsia="Times New Roman" w:hAnsi="Times New Roman" w:cs="Times New Roman"/>
+          <w:b/>
+          <w:bCs/>
+          <w:color w:val="333333"/>
+          <w:sz w:val="24"/>
+          <w:szCs w:val="24"/>
+          <w:bdr w:val="none" w:sz="0" w:space="0" w:color="auto" w:frame="1"/>
+        </w:rPr>
+      </w:pPr>
+    </w:p>
+    <w:tbl>
+      <w:tblPr>
+        <w:tblStyle w:val="TableGrid"/>
+        <w:tblW w:w="0" w:type="auto"/>
+        <w:tblLook w:val="04A0" w:firstRow="1" w:lastRow="0" w:firstColumn="1" w:lastColumn="0" w:noHBand="0" w:noVBand="1"/>
+      </w:tblPr>
+      <w:tblGrid>
+        <w:gridCol w:w="9576"/>
+      </w:tblGrid>
+      <w:tr>
+        <w:tc>
+          <w:tcPr>
+            <w:tcW w:w="9576" w:type="dxa"/>
+          </w:tcPr>
+          <w:p>
+            <w:pPr>
+              <w:spacing w:line="360" w:lineRule="auto"/>
+              <w:jc w:val="both"/>
+              <w:textAlignment w:val="baseline"/>
+              <w:rPr>
+                <w:rFonts w:ascii="Times New Roman" w:eastAsia="Times New Roman" w:hAnsi="Times New Roman" w:cs="Times New Roman"/>
+                <w:color w:val="333333"/>
+                <w:sz w:val="24"/>
+                <w:szCs w:val="24"/>
+              </w:rPr>
+            </w:pPr>
+            <w:r>
+              <w:rPr>
+                <w:rFonts w:ascii="Times New Roman" w:eastAsia="Times New Roman" w:hAnsi="Times New Roman" w:cs="Times New Roman"/>
+                <w:b/>
+                <w:bCs/>
+                <w:color w:val="333333"/>
+                <w:sz w:val="24"/>
+                <w:szCs w:val="24"/>
+                <w:bdr w:val="none" w:sz="0" w:space="0" w:color="auto" w:frame="1"/>
+              </w:rPr>
+              <w:lastRenderedPageBreak/>
+              <w:t>Ms. Priyanka Yadav  - Proud Alumni</w:t>
+            </w:r>
+          </w:p>
+          <w:p>
+            <w:pPr>
+              <w:spacing w:line="360" w:lineRule="auto"/>
+              <w:jc w:val="both"/>
+              <w:textAlignment w:val="baseline"/>
+              <w:rPr>
+                <w:rFonts w:ascii="Times New Roman" w:eastAsia="Times New Roman" w:hAnsi="Times New Roman" w:cs="Times New Roman"/>
+                <w:color w:val="333333"/>
+                <w:sz w:val="24"/>
+                <w:szCs w:val="24"/>
+              </w:rPr>
+            </w:pPr>
+            <w:r>
+              <w:rPr>
+                <w:rFonts w:ascii="Times New Roman" w:eastAsia="Times New Roman" w:hAnsi="Times New Roman" w:cs="Times New Roman"/>
+                <w:color w:val="333333"/>
+                <w:sz w:val="24"/>
+                <w:szCs w:val="24"/>
+              </w:rPr>
+              <w:br/>
+              <w:t>The expertise and skills that I acquired from my education and experiences have played a significant role in defining my professional path, and I am convinced that they will continue to direct me in my future endeavors. I am incredibly appreciative of the department’s strong foundation as I set out to earn a Master’s degree in Management. It is unimaginable to explain how the department has impacted my journey. My career trajectory has been significantly influenced by their focus on fostering a culture that fosters growth and commitment to excellence.</w:t>
+            </w:r>
+          </w:p>
+          <w:p>
+            <w:pPr>
+              <w:spacing w:line="360" w:lineRule="auto"/>
+              <w:textAlignment w:val="baseline"/>
+              <w:rPr>
+                <w:rFonts w:ascii="Times New Roman" w:eastAsia="Times New Roman" w:hAnsi="Times New Roman" w:cs="Times New Roman"/>
+                <w:sz w:val="24"/>
+                <w:szCs w:val="24"/>
+              </w:rPr>
+            </w:pPr>
+            <w:r>
+              <w:rPr>
+                <w:rFonts w:ascii="Times New Roman" w:eastAsia="Times New Roman" w:hAnsi="Times New Roman" w:cs="Times New Roman"/>
+                <w:noProof/>
+                <w:sz w:val="24"/>
+                <w:szCs w:val="24"/>
+              </w:rPr>
+              <w:drawing>
+                <wp:inline distT="0" distB="0" distL="0" distR="0" wp14:anchorId="5CAD030B" wp14:editId="745AAF42">
+                  <wp:extent cx="3438525" cy="3571875"/>
+                  <wp:effectExtent l="0" t="0" r="9525" b="9525"/>
+                  <wp:docPr id="3" name="Picture 3" descr="alumni sscmr.jpg"/>
+                  <wp:cNvGraphicFramePr>
+                    <a:graphicFrameLocks xmlns:a="http://schemas.openxmlformats.org/drawingml/2006/main" noChangeAspect="1"/>
+                  </wp:cNvGraphicFramePr>
+                  <a:graphic xmlns:a="http://schemas.openxmlformats.org/drawingml/2006/main">
+                    <a:graphicData uri="http://schemas.openxmlformats.org/drawingml/2006/picture">
+                      <pic:pic xmlns:pic="http://schemas.openxmlformats.org/drawingml/2006/picture">
+                        <pic:nvPicPr>
+                          <pic:cNvPr id="0" name="img_comp-lwvwt7x0" descr="alumni sscmr.jpg"/>
                           <pic:cNvPicPr>
                             <a:picLocks noChangeAspect="1" noChangeArrowheads="1"/>
                           </pic:cNvPicPr>
@@ -2069,302 +1603,6 @@
           <w:p>
             <w:pPr>
               <w:spacing w:line="360" w:lineRule="auto"/>
-              <w:textAlignment w:val="baseline"/>
-              <w:rPr>
-                <w:rFonts w:ascii="Times New Roman" w:eastAsia="Times New Roman" w:hAnsi="Times New Roman" w:cs="Times New Roman"/>
-                <w:b/>
-                <w:bCs/>
-                <w:color w:val="333333"/>
-                <w:sz w:val="24"/>
-                <w:szCs w:val="24"/>
-                <w:bdr w:val="none" w:sz="0" w:space="0" w:color="auto" w:frame="1"/>
-              </w:rPr>
-            </w:pPr>
-          </w:p>
-        </w:tc>
-      </w:tr>
-    </w:tbl>
-    <w:p>
-      <w:pPr>
-        <w:spacing w:after="0" w:line="360" w:lineRule="auto"/>
-        <w:textAlignment w:val="baseline"/>
-        <w:rPr>
-          <w:rFonts w:ascii="Times New Roman" w:eastAsia="Times New Roman" w:hAnsi="Times New Roman" w:cs="Times New Roman"/>
-          <w:b/>
-          <w:bCs/>
-          <w:color w:val="333333"/>
-          <w:sz w:val="24"/>
-          <w:szCs w:val="24"/>
-          <w:bdr w:val="none" w:sz="0" w:space="0" w:color="auto" w:frame="1"/>
-        </w:rPr>
-      </w:pPr>
-    </w:p>
-    <w:p>
-      <w:pPr>
-        <w:spacing w:line="360" w:lineRule="auto"/>
-        <w:rPr>
-          <w:rFonts w:ascii="Times New Roman" w:eastAsia="Times New Roman" w:hAnsi="Times New Roman" w:cs="Times New Roman"/>
-          <w:b/>
-          <w:bCs/>
-          <w:color w:val="333333"/>
-          <w:sz w:val="24"/>
-          <w:szCs w:val="24"/>
-          <w:bdr w:val="none" w:sz="0" w:space="0" w:color="auto" w:frame="1"/>
-        </w:rPr>
-      </w:pPr>
-      <w:proofErr w:type="spellStart"/>
-      <w:proofErr w:type="gramStart"/>
-      <w:r>
-        <w:rPr>
-          <w:rFonts w:ascii="Times New Roman" w:eastAsia="Times New Roman" w:hAnsi="Times New Roman" w:cs="Times New Roman"/>
-          <w:b/>
-          <w:bCs/>
-          <w:color w:val="333333"/>
-          <w:sz w:val="24"/>
-          <w:szCs w:val="24"/>
-          <w:bdr w:val="none" w:sz="0" w:space="0" w:color="auto" w:frame="1"/>
-        </w:rPr>
-        <w:t>xxxxxx</w:t>
-      </w:r>
-      <w:proofErr w:type="spellEnd"/>
-      <w:proofErr w:type="gramEnd"/>
-      <w:r>
-        <w:rPr>
-          <w:rFonts w:ascii="Times New Roman" w:eastAsia="Times New Roman" w:hAnsi="Times New Roman" w:cs="Times New Roman"/>
-          <w:b/>
-          <w:bCs/>
-          <w:color w:val="333333"/>
-          <w:sz w:val="24"/>
-          <w:szCs w:val="24"/>
-          <w:bdr w:val="none" w:sz="0" w:space="0" w:color="auto" w:frame="1"/>
-        </w:rPr>
-        <w:t>----------------</w:t>
-      </w:r>
-      <w:proofErr w:type="spellStart"/>
-      <w:r>
-        <w:rPr>
-          <w:rFonts w:ascii="Times New Roman" w:eastAsia="Times New Roman" w:hAnsi="Times New Roman" w:cs="Times New Roman"/>
-          <w:b/>
-          <w:bCs/>
-          <w:color w:val="333333"/>
-          <w:sz w:val="24"/>
-          <w:szCs w:val="24"/>
-          <w:bdr w:val="none" w:sz="0" w:space="0" w:color="auto" w:frame="1"/>
-        </w:rPr>
-        <w:t>xxxxxxxx</w:t>
-      </w:r>
-      <w:proofErr w:type="spellEnd"/>
-    </w:p>
-    <w:p>
-      <w:pPr>
-        <w:spacing w:line="360" w:lineRule="auto"/>
-        <w:rPr>
-          <w:rFonts w:ascii="Times New Roman" w:eastAsia="Times New Roman" w:hAnsi="Times New Roman" w:cs="Times New Roman"/>
-          <w:b/>
-          <w:bCs/>
-          <w:color w:val="333333"/>
-          <w:sz w:val="24"/>
-          <w:szCs w:val="24"/>
-          <w:bdr w:val="none" w:sz="0" w:space="0" w:color="auto" w:frame="1"/>
-        </w:rPr>
-      </w:pPr>
-      <w:bookmarkStart w:id="0" w:name="_GoBack"/>
-      <w:bookmarkEnd w:id="0"/>
-    </w:p>
-    <w:tbl>
-      <w:tblPr>
-        <w:tblStyle w:val="TableGrid"/>
-        <w:tblW w:w="0" w:type="auto"/>
-        <w:tblLook w:val="04A0" w:firstRow="1" w:lastRow="0" w:firstColumn="1" w:lastColumn="0" w:noHBand="0" w:noVBand="1"/>
-      </w:tblPr>
-      <w:tblGrid>
-        <w:gridCol w:w="9576"/>
-      </w:tblGrid>
-      <w:tr>
-        <w:tc>
-          <w:tcPr>
-            <w:tcW w:w="9576" w:type="dxa"/>
-          </w:tcPr>
-          <w:p>
-            <w:pPr>
-              <w:spacing w:line="360" w:lineRule="auto"/>
-              <w:jc w:val="both"/>
-              <w:textAlignment w:val="baseline"/>
-              <w:rPr>
-                <w:rFonts w:ascii="Times New Roman" w:eastAsia="Times New Roman" w:hAnsi="Times New Roman" w:cs="Times New Roman"/>
-                <w:color w:val="333333"/>
-                <w:sz w:val="24"/>
-                <w:szCs w:val="24"/>
-              </w:rPr>
-            </w:pPr>
-            <w:r>
-              <w:rPr>
-                <w:rFonts w:ascii="Times New Roman" w:eastAsia="Times New Roman" w:hAnsi="Times New Roman" w:cs="Times New Roman"/>
-                <w:b/>
-                <w:bCs/>
-                <w:color w:val="333333"/>
-                <w:sz w:val="24"/>
-                <w:szCs w:val="24"/>
-                <w:bdr w:val="none" w:sz="0" w:space="0" w:color="auto" w:frame="1"/>
-              </w:rPr>
-              <w:t xml:space="preserve">Ms. </w:t>
-            </w:r>
-            <w:proofErr w:type="spellStart"/>
-            <w:r>
-              <w:rPr>
-                <w:rFonts w:ascii="Times New Roman" w:eastAsia="Times New Roman" w:hAnsi="Times New Roman" w:cs="Times New Roman"/>
-                <w:b/>
-                <w:bCs/>
-                <w:color w:val="333333"/>
-                <w:sz w:val="24"/>
-                <w:szCs w:val="24"/>
-                <w:bdr w:val="none" w:sz="0" w:space="0" w:color="auto" w:frame="1"/>
-              </w:rPr>
-              <w:t>Priyanka</w:t>
-            </w:r>
-            <w:proofErr w:type="spellEnd"/>
-            <w:r>
-              <w:rPr>
-                <w:rFonts w:ascii="Times New Roman" w:eastAsia="Times New Roman" w:hAnsi="Times New Roman" w:cs="Times New Roman"/>
-                <w:b/>
-                <w:bCs/>
-                <w:color w:val="333333"/>
-                <w:sz w:val="24"/>
-                <w:szCs w:val="24"/>
-                <w:bdr w:val="none" w:sz="0" w:space="0" w:color="auto" w:frame="1"/>
-              </w:rPr>
-              <w:t xml:space="preserve"> </w:t>
-            </w:r>
-            <w:proofErr w:type="spellStart"/>
-            <w:r>
-              <w:rPr>
-                <w:rFonts w:ascii="Times New Roman" w:eastAsia="Times New Roman" w:hAnsi="Times New Roman" w:cs="Times New Roman"/>
-                <w:b/>
-                <w:bCs/>
-                <w:color w:val="333333"/>
-                <w:sz w:val="24"/>
-                <w:szCs w:val="24"/>
-                <w:bdr w:val="none" w:sz="0" w:space="0" w:color="auto" w:frame="1"/>
-              </w:rPr>
-              <w:t>Yadav</w:t>
-            </w:r>
-            <w:proofErr w:type="spellEnd"/>
-            <w:r>
-              <w:rPr>
-                <w:rFonts w:ascii="Times New Roman" w:eastAsia="Times New Roman" w:hAnsi="Times New Roman" w:cs="Times New Roman"/>
-                <w:b/>
-                <w:bCs/>
-                <w:color w:val="333333"/>
-                <w:sz w:val="24"/>
-                <w:szCs w:val="24"/>
-                <w:bdr w:val="none" w:sz="0" w:space="0" w:color="auto" w:frame="1"/>
-              </w:rPr>
-              <w:t xml:space="preserve">  - Proud Alumni</w:t>
-            </w:r>
-          </w:p>
-          <w:p>
-            <w:pPr>
-              <w:spacing w:line="360" w:lineRule="auto"/>
-              <w:jc w:val="both"/>
-              <w:textAlignment w:val="baseline"/>
-              <w:rPr>
-                <w:rFonts w:ascii="Times New Roman" w:eastAsia="Times New Roman" w:hAnsi="Times New Roman" w:cs="Times New Roman"/>
-                <w:color w:val="333333"/>
-                <w:sz w:val="24"/>
-                <w:szCs w:val="24"/>
-              </w:rPr>
-            </w:pPr>
-            <w:r>
-              <w:rPr>
-                <w:rFonts w:ascii="Times New Roman" w:eastAsia="Times New Roman" w:hAnsi="Times New Roman" w:cs="Times New Roman"/>
-                <w:color w:val="333333"/>
-                <w:sz w:val="24"/>
-                <w:szCs w:val="24"/>
-              </w:rPr>
-              <w:br/>
-              <w:t xml:space="preserve">The expertise and skills that I acquired from my education and experiences have played a significant role in defining my professional path, and I am convinced that they will continue to direct me in my future endeavors. I am incredibly appreciative of the department’s strong </w:t>
-            </w:r>
-            <w:r>
-              <w:rPr>
-                <w:rFonts w:ascii="Times New Roman" w:eastAsia="Times New Roman" w:hAnsi="Times New Roman" w:cs="Times New Roman"/>
-                <w:color w:val="333333"/>
-                <w:sz w:val="24"/>
-                <w:szCs w:val="24"/>
-              </w:rPr>
-              <w:lastRenderedPageBreak/>
-              <w:t>foundation as I set out to earn a Master’s degree in Management. It is unimaginable to explain how the department has impacted my journey. My career trajectory has been significantly influenced by their focus on fostering a culture that fosters growth and commitment to excellence.</w:t>
-            </w:r>
-          </w:p>
-          <w:p>
-            <w:pPr>
-              <w:spacing w:line="360" w:lineRule="auto"/>
-              <w:textAlignment w:val="baseline"/>
-              <w:rPr>
-                <w:rFonts w:ascii="Times New Roman" w:eastAsia="Times New Roman" w:hAnsi="Times New Roman" w:cs="Times New Roman"/>
-                <w:sz w:val="24"/>
-                <w:szCs w:val="24"/>
-              </w:rPr>
-            </w:pPr>
-            <w:r>
-              <w:rPr>
-                <w:rFonts w:ascii="Times New Roman" w:eastAsia="Times New Roman" w:hAnsi="Times New Roman" w:cs="Times New Roman"/>
-                <w:noProof/>
-                <w:sz w:val="24"/>
-                <w:szCs w:val="24"/>
-              </w:rPr>
-              <w:drawing>
-                <wp:inline distT="0" distB="0" distL="0" distR="0" wp14:anchorId="567B9F29" wp14:editId="5F95D956">
-                  <wp:extent cx="3438525" cy="3571875"/>
-                  <wp:effectExtent l="0" t="0" r="9525" b="9525"/>
-                  <wp:docPr id="3" name="Picture 3" descr="alumni sscmr.jpg"/>
-                  <wp:cNvGraphicFramePr>
-                    <a:graphicFrameLocks xmlns:a="http://schemas.openxmlformats.org/drawingml/2006/main" noChangeAspect="1"/>
-                  </wp:cNvGraphicFramePr>
-                  <a:graphic xmlns:a="http://schemas.openxmlformats.org/drawingml/2006/main">
-                    <a:graphicData uri="http://schemas.openxmlformats.org/drawingml/2006/picture">
-                      <pic:pic xmlns:pic="http://schemas.openxmlformats.org/drawingml/2006/picture">
-                        <pic:nvPicPr>
-                          <pic:cNvPr id="0" name="img_comp-lwvwt7x0" descr="alumni sscmr.jpg"/>
-                          <pic:cNvPicPr>
-                            <a:picLocks noChangeAspect="1" noChangeArrowheads="1"/>
-                          </pic:cNvPicPr>
-                        </pic:nvPicPr>
-                        <pic:blipFill>
-                          <a:blip r:embed="rId8">
-                            <a:extLst>
-                              <a:ext uri="{28A0092B-C50C-407E-A947-70E740481C1C}">
-                                <a14:useLocalDpi xmlns:a14="http://schemas.microsoft.com/office/drawing/2010/main" val="0"/>
-                              </a:ext>
-                            </a:extLst>
-                          </a:blip>
-                          <a:srcRect/>
-                          <a:stretch>
-                            <a:fillRect/>
-                          </a:stretch>
-                        </pic:blipFill>
-                        <pic:spPr bwMode="auto">
-                          <a:xfrm>
-                            <a:off x="0" y="0"/>
-                            <a:ext cx="3438525" cy="3571875"/>
-                          </a:xfrm>
-                          <a:prstGeom prst="rect">
-                            <a:avLst/>
-                          </a:prstGeom>
-                          <a:noFill/>
-                          <a:ln>
-                            <a:noFill/>
-                          </a:ln>
-                        </pic:spPr>
-                      </pic:pic>
-                    </a:graphicData>
-                  </a:graphic>
-                </wp:inline>
-              </w:drawing>
-            </w:r>
-          </w:p>
-          <w:p>
-            <w:pPr>
-              <w:spacing w:line="360" w:lineRule="auto"/>
               <w:rPr>
                 <w:rFonts w:ascii="Times New Roman" w:hAnsi="Times New Roman" w:cs="Times New Roman"/>
                 <w:sz w:val="24"/>
@@ -2414,8 +1652,8 @@
 </file>
 
 <file path=word/numbering.xml><?xml version="1.0" encoding="utf-8"?>
-<w:numbering xmlns:wpc="http://schemas.microsoft.com/office/word/2010/wordprocessingCanvas" xmlns:mc="http://schemas.openxmlformats.org/markup-compatibility/2006" xmlns:o="urn:schemas-microsoft-com:office:office" xmlns:r="http://schemas.openxmlformats.org/officeDocument/2006/relationships" xmlns:m="http://schemas.openxmlformats.org/officeDocument/2006/math" xmlns:v="urn:schemas-microsoft-com:vml" xmlns:wp14="http://schemas.microsoft.com/office/word/2010/wordprocessingDrawing" xmlns:wp="http://schemas.openxmlformats.org/drawingml/2006/wordprocessingDrawing" xmlns:w10="urn:schemas-microsoft-com:office:word" xmlns:w="http://schemas.openxmlformats.org/wordprocessingml/2006/main" xmlns:w14="http://schemas.microsoft.com/office/word/2010/wordml" xmlns:wpg="http://schemas.microsoft.com/office/word/2010/wordprocessingGroup" xmlns:wpi="http://schemas.microsoft.com/office/word/2010/wordprocessingInk" xmlns:wne="http://schemas.microsoft.com/office/word/2006/wordml" xmlns:wps="http://schemas.microsoft.com/office/word/2010/wordprocessingShape" mc:Ignorable="w14 wp14">
-  <w:abstractNum w:abstractNumId="0">
+<w:numbering xmlns:wpc="http://schemas.microsoft.com/office/word/2010/wordprocessingCanvas" xmlns:cx="http://schemas.microsoft.com/office/drawing/2014/chartex" xmlns:cx1="http://schemas.microsoft.com/office/drawing/2015/9/8/chartex" xmlns:cx2="http://schemas.microsoft.com/office/drawing/2015/10/21/chartex" xmlns:cx3="http://schemas.microsoft.com/office/drawing/2016/5/9/chartex" xmlns:cx4="http://schemas.microsoft.com/office/drawing/2016/5/10/chartex" xmlns:cx5="http://schemas.microsoft.com/office/drawing/2016/5/11/chartex" xmlns:cx6="http://schemas.microsoft.com/office/drawing/2016/5/12/chartex" xmlns:cx7="http://schemas.microsoft.com/office/drawing/2016/5/13/chartex" xmlns:cx8="http://schemas.microsoft.com/office/drawing/2016/5/14/chartex" xmlns:mc="http://schemas.openxmlformats.org/markup-compatibility/2006" xmlns:aink="http://schemas.microsoft.com/office/drawing/2016/ink" xmlns:am3d="http://schemas.microsoft.com/office/drawing/2017/model3d" xmlns:o="urn:schemas-microsoft-com:office:office" xmlns:r="http://schemas.openxmlformats.org/officeDocument/2006/relationships" xmlns:m="http://schemas.openxmlformats.org/officeDocument/2006/math" xmlns:v="urn:schemas-microsoft-com:vml" xmlns:wp14="http://schemas.microsoft.com/office/word/2010/wordprocessingDrawing" xmlns:wp="http://schemas.openxmlformats.org/drawingml/2006/wordprocessingDrawing" xmlns:w10="urn:schemas-microsoft-com:office:word" xmlns:w="http://schemas.openxmlformats.org/wordprocessingml/2006/main" xmlns:w14="http://schemas.microsoft.com/office/word/2010/wordml" xmlns:w15="http://schemas.microsoft.com/office/word/2012/wordml" xmlns:w16cex="http://schemas.microsoft.com/office/word/2018/wordml/cex" xmlns:w16cid="http://schemas.microsoft.com/office/word/2016/wordml/cid" xmlns:w16="http://schemas.microsoft.com/office/word/2018/wordml" xmlns:w16sdtdh="http://schemas.microsoft.com/office/word/2020/wordml/sdtdatahash" xmlns:w16se="http://schemas.microsoft.com/office/word/2015/wordml/symex" xmlns:wpg="http://schemas.microsoft.com/office/word/2010/wordprocessingGroup" xmlns:wpi="http://schemas.microsoft.com/office/word/2010/wordprocessingInk" xmlns:wne="http://schemas.microsoft.com/office/word/2006/wordml" xmlns:wps="http://schemas.microsoft.com/office/word/2010/wordprocessingShape" mc:Ignorable="w14 w15 w16se w16cid w16 w16cex w16sdtdh wp14">
+  <w:abstractNum w:abstractNumId="0" w15:restartNumberingAfterBreak="0">
     <w:nsid w:val="06A50F16"/>
     <w:multiLevelType w:val="multilevel"/>
     <w:tmpl w:val="D8E2EA72"/>
@@ -2571,7 +1809,7 @@
 </file>
 
 <file path=word/styles.xml><?xml version="1.0" encoding="utf-8"?>
-<w:styles xmlns:mc="http://schemas.openxmlformats.org/markup-compatibility/2006" xmlns:r="http://schemas.openxmlformats.org/officeDocument/2006/relationships" xmlns:w="http://schemas.openxmlformats.org/wordprocessingml/2006/main" xmlns:w14="http://schemas.microsoft.com/office/word/2010/wordml" mc:Ignorable="w14">
+<w:styles xmlns:mc="http://schemas.openxmlformats.org/markup-compatibility/2006" xmlns:r="http://schemas.openxmlformats.org/officeDocument/2006/relationships" xmlns:w="http://schemas.openxmlformats.org/wordprocessingml/2006/main" xmlns:w14="http://schemas.microsoft.com/office/word/2010/wordml" xmlns:w15="http://schemas.microsoft.com/office/word/2012/wordml" xmlns:w16cex="http://schemas.microsoft.com/office/word/2018/wordml/cex" xmlns:w16cid="http://schemas.microsoft.com/office/word/2016/wordml/cid" xmlns:w16="http://schemas.microsoft.com/office/word/2018/wordml" xmlns:w16sdtdh="http://schemas.microsoft.com/office/word/2020/wordml/sdtdatahash" xmlns:w16se="http://schemas.microsoft.com/office/word/2015/wordml/symex" mc:Ignorable="w14 w15 w16se w16cid w16 w16cex w16sdtdh">
   <w:docDefaults>
     <w:rPrDefault>
       <w:rPr>
@@ -2587,144 +1825,383 @@
       </w:pPr>
     </w:pPrDefault>
   </w:docDefaults>
-  <w:latentStyles w:defLockedState="0" w:defUIPriority="99" w:defSemiHidden="1" w:defUnhideWhenUsed="1" w:defQFormat="0" w:count="267">
-    <w:lsdException w:name="Normal" w:semiHidden="0" w:uiPriority="0" w:unhideWhenUsed="0" w:qFormat="1"/>
-    <w:lsdException w:name="heading 1" w:semiHidden="0" w:uiPriority="9" w:unhideWhenUsed="0" w:qFormat="1"/>
-    <w:lsdException w:name="heading 2" w:uiPriority="9" w:qFormat="1"/>
-    <w:lsdException w:name="heading 3" w:uiPriority="9" w:qFormat="1"/>
-    <w:lsdException w:name="heading 4" w:uiPriority="9" w:qFormat="1"/>
-    <w:lsdException w:name="heading 5" w:uiPriority="9" w:qFormat="1"/>
-    <w:lsdException w:name="heading 6" w:uiPriority="9" w:qFormat="1"/>
-    <w:lsdException w:name="heading 7" w:uiPriority="9" w:qFormat="1"/>
-    <w:lsdException w:name="heading 8" w:uiPriority="9" w:qFormat="1"/>
-    <w:lsdException w:name="heading 9" w:uiPriority="9" w:qFormat="1"/>
-    <w:lsdException w:name="toc 1" w:uiPriority="39"/>
-    <w:lsdException w:name="toc 2" w:uiPriority="39"/>
-    <w:lsdException w:name="toc 3" w:uiPriority="39"/>
-    <w:lsdException w:name="toc 4" w:uiPriority="39"/>
-    <w:lsdException w:name="toc 5" w:uiPriority="39"/>
-    <w:lsdException w:name="toc 6" w:uiPriority="39"/>
-    <w:lsdException w:name="toc 7" w:uiPriority="39"/>
-    <w:lsdException w:name="toc 8" w:uiPriority="39"/>
-    <w:lsdException w:name="toc 9" w:uiPriority="39"/>
-    <w:lsdException w:name="caption" w:uiPriority="35" w:qFormat="1"/>
-    <w:lsdException w:name="Title" w:semiHidden="0" w:uiPriority="10" w:unhideWhenUsed="0" w:qFormat="1"/>
-    <w:lsdException w:name="Default Paragraph Font" w:uiPriority="1"/>
-    <w:lsdException w:name="Subtitle" w:semiHidden="0" w:uiPriority="11" w:unhideWhenUsed="0" w:qFormat="1"/>
-    <w:lsdException w:name="Strong" w:semiHidden="0" w:uiPriority="22" w:unhideWhenUsed="0" w:qFormat="1"/>
-    <w:lsdException w:name="Emphasis" w:semiHidden="0" w:uiPriority="20" w:unhideWhenUsed="0" w:qFormat="1"/>
-    <w:lsdException w:name="Table Grid" w:semiHidden="0" w:uiPriority="59" w:unhideWhenUsed="0"/>
-    <w:lsdException w:name="Placeholder Text" w:unhideWhenUsed="0"/>
-    <w:lsdException w:name="No Spacing" w:semiHidden="0" w:uiPriority="1" w:unhideWhenUsed="0" w:qFormat="1"/>
-    <w:lsdException w:name="Light Shading" w:semiHidden="0" w:uiPriority="60" w:unhideWhenUsed="0"/>
-    <w:lsdException w:name="Light List" w:semiHidden="0" w:uiPriority="61" w:unhideWhenUsed="0"/>
-    <w:lsdException w:name="Light Grid" w:semiHidden="0" w:uiPriority="62" w:unhideWhenUsed="0"/>
-    <w:lsdException w:name="Medium Shading 1" w:semiHidden="0" w:uiPriority="63" w:unhideWhenUsed="0"/>
-    <w:lsdException w:name="Medium Shading 2" w:semiHidden="0" w:uiPriority="64" w:unhideWhenUsed="0"/>
-    <w:lsdException w:name="Medium List 1" w:semiHidden="0" w:uiPriority="65" w:unhideWhenUsed="0"/>
-    <w:lsdException w:name="Medium List 2" w:semiHidden="0" w:uiPriority="66" w:unhideWhenUsed="0"/>
-    <w:lsdException w:name="Medium Grid 1" w:semiHidden="0" w:uiPriority="67" w:unhideWhenUsed="0"/>
-    <w:lsdException w:name="Medium Grid 2" w:semiHidden="0" w:uiPriority="68" w:unhideWhenUsed="0"/>
-    <w:lsdException w:name="Medium Grid 3" w:semiHidden="0" w:uiPriority="69" w:unhideWhenUsed="0"/>
-    <w:lsdException w:name="Dark List" w:semiHidden="0" w:uiPriority="70" w:unhideWhenUsed="0"/>
-    <w:lsdException w:name="Colorful Shading" w:semiHidden="0" w:uiPriority="71" w:unhideWhenUsed="0"/>
-    <w:lsdException w:name="Colorful List" w:semiHidden="0" w:uiPriority="72" w:unhideWhenUsed="0"/>
-    <w:lsdException w:name="Colorful Grid" w:semiHidden="0" w:uiPriority="73" w:unhideWhenUsed="0"/>
-    <w:lsdException w:name="Light Shading Accent 1" w:semiHidden="0" w:uiPriority="60" w:unhideWhenUsed="0"/>
-    <w:lsdException w:name="Light List Accent 1" w:semiHidden="0" w:uiPriority="61" w:unhideWhenUsed="0"/>
-    <w:lsdException w:name="Light Grid Accent 1" w:semiHidden="0" w:uiPriority="62" w:unhideWhenUsed="0"/>
-    <w:lsdException w:name="Medium Shading 1 Accent 1" w:semiHidden="0" w:uiPriority="63" w:unhideWhenUsed="0"/>
-    <w:lsdException w:name="Medium Shading 2 Accent 1" w:semiHidden="0" w:uiPriority="64" w:unhideWhenUsed="0"/>
-    <w:lsdException w:name="Medium List 1 Accent 1" w:semiHidden="0" w:uiPriority="65" w:unhideWhenUsed="0"/>
-    <w:lsdException w:name="Revision" w:unhideWhenUsed="0"/>
-    <w:lsdException w:name="List Paragraph" w:semiHidden="0" w:uiPriority="34" w:unhideWhenUsed="0" w:qFormat="1"/>
-    <w:lsdException w:name="Quote" w:semiHidden="0" w:uiPriority="29" w:unhideWhenUsed="0" w:qFormat="1"/>
-    <w:lsdException w:name="Intense Quote" w:semiHidden="0" w:uiPriority="30" w:unhideWhenUsed="0" w:qFormat="1"/>
-    <w:lsdException w:name="Medium List 2 Accent 1" w:semiHidden="0" w:uiPriority="66" w:unhideWhenUsed="0"/>
-    <w:lsdException w:name="Medium Grid 1 Accent 1" w:semiHidden="0" w:uiPriority="67" w:unhideWhenUsed="0"/>
-    <w:lsdException w:name="Medium Grid 2 Accent 1" w:semiHidden="0" w:uiPriority="68" w:unhideWhenUsed="0"/>
-    <w:lsdException w:name="Medium Grid 3 Accent 1" w:semiHidden="0" w:uiPriority="69" w:unhideWhenUsed="0"/>
-    <w:lsdException w:name="Dark List Accent 1" w:semiHidden="0" w:uiPriority="70" w:unhideWhenUsed="0"/>
-    <w:lsdException w:name="Colorful Shading Accent 1" w:semiHidden="0" w:uiPriority="71" w:unhideWhenUsed="0"/>
-    <w:lsdException w:name="Colorful List Accent 1" w:semiHidden="0" w:uiPriority="72" w:unhideWhenUsed="0"/>
-    <w:lsdException w:name="Colorful Grid Accent 1" w:semiHidden="0" w:uiPriority="73" w:unhideWhenUsed="0"/>
-    <w:lsdException w:name="Light Shading Accent 2" w:semiHidden="0" w:uiPriority="60" w:unhideWhenUsed="0"/>
-    <w:lsdException w:name="Light List Accent 2" w:semiHidden="0" w:uiPriority="61" w:unhideWhenUsed="0"/>
-    <w:lsdException w:name="Light Grid Accent 2" w:semiHidden="0" w:uiPriority="62" w:unhideWhenUsed="0"/>
-    <w:lsdException w:name="Medium Shading 1 Accent 2" w:semiHidden="0" w:uiPriority="63" w:unhideWhenUsed="0"/>
-    <w:lsdException w:name="Medium Shading 2 Accent 2" w:semiHidden="0" w:uiPriority="64" w:unhideWhenUsed="0"/>
-    <w:lsdException w:name="Medium List 1 Accent 2" w:semiHidden="0" w:uiPriority="65" w:unhideWhenUsed="0"/>
-    <w:lsdException w:name="Medium List 2 Accent 2" w:semiHidden="0" w:uiPriority="66" w:unhideWhenUsed="0"/>
-    <w:lsdException w:name="Medium Grid 1 Accent 2" w:semiHidden="0" w:uiPriority="67" w:unhideWhenUsed="0"/>
-    <w:lsdException w:name="Medium Grid 2 Accent 2" w:semiHidden="0" w:uiPriority="68" w:unhideWhenUsed="0"/>
-    <w:lsdException w:name="Medium Grid 3 Accent 2" w:semiHidden="0" w:uiPriority="69" w:unhideWhenUsed="0"/>
-    <w:lsdException w:name="Dark List Accent 2" w:semiHidden="0" w:uiPriority="70" w:unhideWhenUsed="0"/>
-    <w:lsdException w:name="Colorful Shading Accent 2" w:semiHidden="0" w:uiPriority="71" w:unhideWhenUsed="0"/>
-    <w:lsdException w:name="Colorful List Accent 2" w:semiHidden="0" w:uiPriority="72" w:unhideWhenUsed="0"/>
-    <w:lsdException w:name="Colorful Grid Accent 2" w:semiHidden="0" w:uiPriority="73" w:unhideWhenUsed="0"/>
-    <w:lsdException w:name="Light Shading Accent 3" w:semiHidden="0" w:uiPriority="60" w:unhideWhenUsed="0"/>
-    <w:lsdException w:name="Light List Accent 3" w:semiHidden="0" w:uiPriority="61" w:unhideWhenUsed="0"/>
-    <w:lsdException w:name="Light Grid Accent 3" w:semiHidden="0" w:uiPriority="62" w:unhideWhenUsed="0"/>
-    <w:lsdException w:name="Medium Shading 1 Accent 3" w:semiHidden="0" w:uiPriority="63" w:unhideWhenUsed="0"/>
-    <w:lsdException w:name="Medium Shading 2 Accent 3" w:semiHidden="0" w:uiPriority="64" w:unhideWhenUsed="0"/>
-    <w:lsdException w:name="Medium List 1 Accent 3" w:semiHidden="0" w:uiPriority="65" w:unhideWhenUsed="0"/>
-    <w:lsdException w:name="Medium List 2 Accent 3" w:semiHidden="0" w:uiPriority="66" w:unhideWhenUsed="0"/>
-    <w:lsdException w:name="Medium Grid 1 Accent 3" w:semiHidden="0" w:uiPriority="67" w:unhideWhenUsed="0"/>
-    <w:lsdException w:name="Medium Grid 2 Accent 3" w:semiHidden="0" w:uiPriority="68" w:unhideWhenUsed="0"/>
-    <w:lsdException w:name="Medium Grid 3 Accent 3" w:semiHidden="0" w:uiPriority="69" w:unhideWhenUsed="0"/>
-    <w:lsdException w:name="Dark List Accent 3" w:semiHidden="0" w:uiPriority="70" w:unhideWhenUsed="0"/>
-    <w:lsdException w:name="Colorful Shading Accent 3" w:semiHidden="0" w:uiPriority="71" w:unhideWhenUsed="0"/>
-    <w:lsdException w:name="Colorful List Accent 3" w:semiHidden="0" w:uiPriority="72" w:unhideWhenUsed="0"/>
-    <w:lsdException w:name="Colorful Grid Accent 3" w:semiHidden="0" w:uiPriority="73" w:unhideWhenUsed="0"/>
-    <w:lsdException w:name="Light Shading Accent 4" w:semiHidden="0" w:uiPriority="60" w:unhideWhenUsed="0"/>
-    <w:lsdException w:name="Light List Accent 4" w:semiHidden="0" w:uiPriority="61" w:unhideWhenUsed="0"/>
-    <w:lsdException w:name="Light Grid Accent 4" w:semiHidden="0" w:uiPriority="62" w:unhideWhenUsed="0"/>
-    <w:lsdException w:name="Medium Shading 1 Accent 4" w:semiHidden="0" w:uiPriority="63" w:unhideWhenUsed="0"/>
-    <w:lsdException w:name="Medium Shading 2 Accent 4" w:semiHidden="0" w:uiPriority="64" w:unhideWhenUsed="0"/>
-    <w:lsdException w:name="Medium List 1 Accent 4" w:semiHidden="0" w:uiPriority="65" w:unhideWhenUsed="0"/>
-    <w:lsdException w:name="Medium List 2 Accent 4" w:semiHidden="0" w:uiPriority="66" w:unhideWhenUsed="0"/>
-    <w:lsdException w:name="Medium Grid 1 Accent 4" w:semiHidden="0" w:uiPriority="67" w:unhideWhenUsed="0"/>
-    <w:lsdException w:name="Medium Grid 2 Accent 4" w:semiHidden="0" w:uiPriority="68" w:unhideWhenUsed="0"/>
-    <w:lsdException w:name="Medium Grid 3 Accent 4" w:semiHidden="0" w:uiPriority="69" w:unhideWhenUsed="0"/>
-    <w:lsdException w:name="Dark List Accent 4" w:semiHidden="0" w:uiPriority="70" w:unhideWhenUsed="0"/>
-    <w:lsdException w:name="Colorful Shading Accent 4" w:semiHidden="0" w:uiPriority="71" w:unhideWhenUsed="0"/>
-    <w:lsdException w:name="Colorful List Accent 4" w:semiHidden="0" w:uiPriority="72" w:unhideWhenUsed="0"/>
-    <w:lsdException w:name="Colorful Grid Accent 4" w:semiHidden="0" w:uiPriority="73" w:unhideWhenUsed="0"/>
-    <w:lsdException w:name="Light Shading Accent 5" w:semiHidden="0" w:uiPriority="60" w:unhideWhenUsed="0"/>
-    <w:lsdException w:name="Light List Accent 5" w:semiHidden="0" w:uiPriority="61" w:unhideWhenUsed="0"/>
-    <w:lsdException w:name="Light Grid Accent 5" w:semiHidden="0" w:uiPriority="62" w:unhideWhenUsed="0"/>
-    <w:lsdException w:name="Medium Shading 1 Accent 5" w:semiHidden="0" w:uiPriority="63" w:unhideWhenUsed="0"/>
-    <w:lsdException w:name="Medium Shading 2 Accent 5" w:semiHidden="0" w:uiPriority="64" w:unhideWhenUsed="0"/>
-    <w:lsdException w:name="Medium List 1 Accent 5" w:semiHidden="0" w:uiPriority="65" w:unhideWhenUsed="0"/>
-    <w:lsdException w:name="Medium List 2 Accent 5" w:semiHidden="0" w:uiPriority="66" w:unhideWhenUsed="0"/>
-    <w:lsdException w:name="Medium Grid 1 Accent 5" w:semiHidden="0" w:uiPriority="67" w:unhideWhenUsed="0"/>
-    <w:lsdException w:name="Medium Grid 2 Accent 5" w:semiHidden="0" w:uiPriority="68" w:unhideWhenUsed="0"/>
-    <w:lsdException w:name="Medium Grid 3 Accent 5" w:semiHidden="0" w:uiPriority="69" w:unhideWhenUsed="0"/>
-    <w:lsdException w:name="Dark List Accent 5" w:semiHidden="0" w:uiPriority="70" w:unhideWhenUsed="0"/>
-    <w:lsdException w:name="Colorful Shading Accent 5" w:semiHidden="0" w:uiPriority="71" w:unhideWhenUsed="0"/>
-    <w:lsdException w:name="Colorful List Accent 5" w:semiHidden="0" w:uiPriority="72" w:unhideWhenUsed="0"/>
-    <w:lsdException w:name="Colorful Grid Accent 5" w:semiHidden="0" w:uiPriority="73" w:unhideWhenUsed="0"/>
-    <w:lsdException w:name="Light Shading Accent 6" w:semiHidden="0" w:uiPriority="60" w:unhideWhenUsed="0"/>
-    <w:lsdException w:name="Light List Accent 6" w:semiHidden="0" w:uiPriority="61" w:unhideWhenUsed="0"/>
-    <w:lsdException w:name="Light Grid Accent 6" w:semiHidden="0" w:uiPriority="62" w:unhideWhenUsed="0"/>
-    <w:lsdException w:name="Medium Shading 1 Accent 6" w:semiHidden="0" w:uiPriority="63" w:unhideWhenUsed="0"/>
-    <w:lsdException w:name="Medium Shading 2 Accent 6" w:semiHidden="0" w:uiPriority="64" w:unhideWhenUsed="0"/>
-    <w:lsdException w:name="Medium List 1 Accent 6" w:semiHidden="0" w:uiPriority="65" w:unhideWhenUsed="0"/>
-    <w:lsdException w:name="Medium List 2 Accent 6" w:semiHidden="0" w:uiPriority="66" w:unhideWhenUsed="0"/>
-    <w:lsdException w:name="Medium Grid 1 Accent 6" w:semiHidden="0" w:uiPriority="67" w:unhideWhenUsed="0"/>
-    <w:lsdException w:name="Medium Grid 2 Accent 6" w:semiHidden="0" w:uiPriority="68" w:unhideWhenUsed="0"/>
-    <w:lsdException w:name="Medium Grid 3 Accent 6" w:semiHidden="0" w:uiPriority="69" w:unhideWhenUsed="0"/>
-    <w:lsdException w:name="Dark List Accent 6" w:semiHidden="0" w:uiPriority="70" w:unhideWhenUsed="0"/>
-    <w:lsdException w:name="Colorful Shading Accent 6" w:semiHidden="0" w:uiPriority="71" w:unhideWhenUsed="0"/>
-    <w:lsdException w:name="Colorful List Accent 6" w:semiHidden="0" w:uiPriority="72" w:unhideWhenUsed="0"/>
-    <w:lsdException w:name="Colorful Grid Accent 6" w:semiHidden="0" w:uiPriority="73" w:unhideWhenUsed="0"/>
-    <w:lsdException w:name="Subtle Emphasis" w:semiHidden="0" w:uiPriority="19" w:unhideWhenUsed="0" w:qFormat="1"/>
-    <w:lsdException w:name="Intense Emphasis" w:semiHidden="0" w:uiPriority="21" w:unhideWhenUsed="0" w:qFormat="1"/>
-    <w:lsdException w:name="Subtle Reference" w:semiHidden="0" w:uiPriority="31" w:unhideWhenUsed="0" w:qFormat="1"/>
-    <w:lsdException w:name="Intense Reference" w:semiHidden="0" w:uiPriority="32" w:unhideWhenUsed="0" w:qFormat="1"/>
-    <w:lsdException w:name="Book Title" w:semiHidden="0" w:uiPriority="33" w:unhideWhenUsed="0" w:qFormat="1"/>
-    <w:lsdException w:name="Bibliography" w:uiPriority="37"/>
-    <w:lsdException w:name="TOC Heading" w:uiPriority="39" w:qFormat="1"/>
+  <w:latentStyles w:defLockedState="0" w:defUIPriority="99" w:defSemiHidden="0" w:defUnhideWhenUsed="0" w:defQFormat="0" w:count="376">
+    <w:lsdException w:name="Normal" w:uiPriority="0" w:qFormat="1"/>
+    <w:lsdException w:name="heading 1" w:uiPriority="9" w:qFormat="1"/>
+    <w:lsdException w:name="heading 2" w:semiHidden="1" w:uiPriority="9" w:unhideWhenUsed="1" w:qFormat="1"/>
+    <w:lsdException w:name="heading 3" w:semiHidden="1" w:uiPriority="9" w:unhideWhenUsed="1" w:qFormat="1"/>
+    <w:lsdException w:name="heading 4" w:semiHidden="1" w:uiPriority="9" w:unhideWhenUsed="1" w:qFormat="1"/>
+    <w:lsdException w:name="heading 5" w:semiHidden="1" w:uiPriority="9" w:unhideWhenUsed="1" w:qFormat="1"/>
+    <w:lsdException w:name="heading 6" w:semiHidden="1" w:uiPriority="9" w:unhideWhenUsed="1" w:qFormat="1"/>
+    <w:lsdException w:name="heading 7" w:semiHidden="1" w:uiPriority="9" w:unhideWhenUsed="1" w:qFormat="1"/>
+    <w:lsdException w:name="heading 8" w:semiHidden="1" w:uiPriority="9" w:unhideWhenUsed="1" w:qFormat="1"/>
+    <w:lsdException w:name="heading 9" w:semiHidden="1" w:uiPriority="9" w:unhideWhenUsed="1" w:qFormat="1"/>
+    <w:lsdException w:name="index 1" w:semiHidden="1" w:unhideWhenUsed="1"/>
+    <w:lsdException w:name="index 2" w:semiHidden="1" w:unhideWhenUsed="1"/>
+    <w:lsdException w:name="index 3" w:semiHidden="1" w:unhideWhenUsed="1"/>
+    <w:lsdException w:name="index 4" w:semiHidden="1" w:unhideWhenUsed="1"/>
+    <w:lsdException w:name="index 5" w:semiHidden="1" w:unhideWhenUsed="1"/>
+    <w:lsdException w:name="index 6" w:semiHidden="1" w:unhideWhenUsed="1"/>
+    <w:lsdException w:name="index 7" w:semiHidden="1" w:unhideWhenUsed="1"/>
+    <w:lsdException w:name="index 8" w:semiHidden="1" w:unhideWhenUsed="1"/>
+    <w:lsdException w:name="index 9" w:semiHidden="1" w:unhideWhenUsed="1"/>
+    <w:lsdException w:name="toc 1" w:semiHidden="1" w:uiPriority="39" w:unhideWhenUsed="1"/>
+    <w:lsdException w:name="toc 2" w:semiHidden="1" w:uiPriority="39" w:unhideWhenUsed="1"/>
+    <w:lsdException w:name="toc 3" w:semiHidden="1" w:uiPriority="39" w:unhideWhenUsed="1"/>
+    <w:lsdException w:name="toc 4" w:semiHidden="1" w:uiPriority="39" w:unhideWhenUsed="1"/>
+    <w:lsdException w:name="toc 5" w:semiHidden="1" w:uiPriority="39" w:unhideWhenUsed="1"/>
+    <w:lsdException w:name="toc 6" w:semiHidden="1" w:uiPriority="39" w:unhideWhenUsed="1"/>
+    <w:lsdException w:name="toc 7" w:semiHidden="1" w:uiPriority="39" w:unhideWhenUsed="1"/>
+    <w:lsdException w:name="toc 8" w:semiHidden="1" w:uiPriority="39" w:unhideWhenUsed="1"/>
+    <w:lsdException w:name="toc 9" w:semiHidden="1" w:uiPriority="39" w:unhideWhenUsed="1"/>
+    <w:lsdException w:name="Normal Indent" w:semiHidden="1" w:unhideWhenUsed="1"/>
+    <w:lsdException w:name="footnote text" w:semiHidden="1" w:unhideWhenUsed="1"/>
+    <w:lsdException w:name="annotation text" w:semiHidden="1" w:unhideWhenUsed="1"/>
+    <w:lsdException w:name="header" w:semiHidden="1" w:unhideWhenUsed="1"/>
+    <w:lsdException w:name="footer" w:semiHidden="1" w:unhideWhenUsed="1"/>
+    <w:lsdException w:name="index heading" w:semiHidden="1" w:unhideWhenUsed="1"/>
+    <w:lsdException w:name="caption" w:semiHidden="1" w:uiPriority="35" w:unhideWhenUsed="1" w:qFormat="1"/>
+    <w:lsdException w:name="table of figures" w:semiHidden="1" w:unhideWhenUsed="1"/>
+    <w:lsdException w:name="envelope address" w:semiHidden="1" w:unhideWhenUsed="1"/>
+    <w:lsdException w:name="envelope return" w:semiHidden="1" w:unhideWhenUsed="1"/>
+    <w:lsdException w:name="footnote reference" w:semiHidden="1" w:unhideWhenUsed="1"/>
+    <w:lsdException w:name="annotation reference" w:semiHidden="1" w:unhideWhenUsed="1"/>
+    <w:lsdException w:name="line number" w:semiHidden="1" w:unhideWhenUsed="1"/>
+    <w:lsdException w:name="page number" w:semiHidden="1" w:unhideWhenUsed="1"/>
+    <w:lsdException w:name="endnote reference" w:semiHidden="1" w:unhideWhenUsed="1"/>
+    <w:lsdException w:name="endnote text" w:semiHidden="1" w:unhideWhenUsed="1"/>
+    <w:lsdException w:name="table of authorities" w:semiHidden="1" w:unhideWhenUsed="1"/>
+    <w:lsdException w:name="macro" w:semiHidden="1" w:unhideWhenUsed="1"/>
+    <w:lsdException w:name="toa heading" w:semiHidden="1" w:unhideWhenUsed="1"/>
+    <w:lsdException w:name="List" w:semiHidden="1" w:unhideWhenUsed="1"/>
+    <w:lsdException w:name="List Bullet" w:semiHidden="1" w:unhideWhenUsed="1"/>
+    <w:lsdException w:name="List Number" w:semiHidden="1" w:unhideWhenUsed="1"/>
+    <w:lsdException w:name="List 2" w:semiHidden="1" w:unhideWhenUsed="1"/>
+    <w:lsdException w:name="List 3" w:semiHidden="1" w:unhideWhenUsed="1"/>
+    <w:lsdException w:name="List 4" w:semiHidden="1" w:unhideWhenUsed="1"/>
+    <w:lsdException w:name="List 5" w:semiHidden="1" w:unhideWhenUsed="1"/>
+    <w:lsdException w:name="List Bullet 2" w:semiHidden="1" w:unhideWhenUsed="1"/>
+    <w:lsdException w:name="List Bullet 3" w:semiHidden="1" w:unhideWhenUsed="1"/>
+    <w:lsdException w:name="List Bullet 4" w:semiHidden="1" w:unhideWhenUsed="1"/>
+    <w:lsdException w:name="List Bullet 5" w:semiHidden="1" w:unhideWhenUsed="1"/>
+    <w:lsdException w:name="List Number 2" w:semiHidden="1" w:unhideWhenUsed="1"/>
+    <w:lsdException w:name="List Number 3" w:semiHidden="1" w:unhideWhenUsed="1"/>
+    <w:lsdException w:name="List Number 4" w:semiHidden="1" w:unhideWhenUsed="1"/>
+    <w:lsdException w:name="List Number 5" w:semiHidden="1" w:unhideWhenUsed="1"/>
+    <w:lsdException w:name="Title" w:uiPriority="10" w:qFormat="1"/>
+    <w:lsdException w:name="Closing" w:semiHidden="1" w:unhideWhenUsed="1"/>
+    <w:lsdException w:name="Signature" w:semiHidden="1" w:unhideWhenUsed="1"/>
+    <w:lsdException w:name="Default Paragraph Font" w:semiHidden="1" w:uiPriority="1" w:unhideWhenUsed="1"/>
+    <w:lsdException w:name="Body Text" w:semiHidden="1" w:unhideWhenUsed="1"/>
+    <w:lsdException w:name="Body Text Indent" w:semiHidden="1" w:unhideWhenUsed="1"/>
+    <w:lsdException w:name="List Continue" w:semiHidden="1" w:unhideWhenUsed="1"/>
+    <w:lsdException w:name="List Continue 2" w:semiHidden="1" w:unhideWhenUsed="1"/>
+    <w:lsdException w:name="List Continue 3" w:semiHidden="1" w:unhideWhenUsed="1"/>
+    <w:lsdException w:name="List Continue 4" w:semiHidden="1" w:unhideWhenUsed="1"/>
+    <w:lsdException w:name="List Continue 5" w:semiHidden="1" w:unhideWhenUsed="1"/>
+    <w:lsdException w:name="Message Header" w:semiHidden="1" w:unhideWhenUsed="1"/>
+    <w:lsdException w:name="Subtitle" w:uiPriority="11" w:qFormat="1"/>
+    <w:lsdException w:name="Salutation" w:semiHidden="1" w:unhideWhenUsed="1"/>
+    <w:lsdException w:name="Date" w:semiHidden="1" w:unhideWhenUsed="1"/>
+    <w:lsdException w:name="Body Text First Indent" w:semiHidden="1" w:unhideWhenUsed="1"/>
+    <w:lsdException w:name="Body Text First Indent 2" w:semiHidden="1" w:unhideWhenUsed="1"/>
+    <w:lsdException w:name="Note Heading" w:semiHidden="1" w:unhideWhenUsed="1"/>
+    <w:lsdException w:name="Body Text 2" w:semiHidden="1" w:unhideWhenUsed="1"/>
+    <w:lsdException w:name="Body Text 3" w:semiHidden="1" w:unhideWhenUsed="1"/>
+    <w:lsdException w:name="Body Text Indent 2" w:semiHidden="1" w:unhideWhenUsed="1"/>
+    <w:lsdException w:name="Body Text Indent 3" w:semiHidden="1" w:unhideWhenUsed="1"/>
+    <w:lsdException w:name="Block Text" w:semiHidden="1" w:unhideWhenUsed="1"/>
+    <w:lsdException w:name="Hyperlink" w:semiHidden="1" w:unhideWhenUsed="1"/>
+    <w:lsdException w:name="FollowedHyperlink" w:semiHidden="1" w:unhideWhenUsed="1"/>
+    <w:lsdException w:name="Strong" w:uiPriority="22" w:qFormat="1"/>
+    <w:lsdException w:name="Emphasis" w:uiPriority="20" w:qFormat="1"/>
+    <w:lsdException w:name="Document Map" w:semiHidden="1" w:unhideWhenUsed="1"/>
+    <w:lsdException w:name="Plain Text" w:semiHidden="1" w:unhideWhenUsed="1"/>
+    <w:lsdException w:name="E-mail Signature" w:semiHidden="1" w:unhideWhenUsed="1"/>
+    <w:lsdException w:name="HTML Top of Form" w:semiHidden="1" w:unhideWhenUsed="1"/>
+    <w:lsdException w:name="HTML Bottom of Form" w:semiHidden="1" w:unhideWhenUsed="1"/>
+    <w:lsdException w:name="Normal (Web)" w:semiHidden="1" w:unhideWhenUsed="1"/>
+    <w:lsdException w:name="HTML Acronym" w:semiHidden="1" w:unhideWhenUsed="1"/>
+    <w:lsdException w:name="HTML Address" w:semiHidden="1" w:unhideWhenUsed="1"/>
+    <w:lsdException w:name="HTML Cite" w:semiHidden="1" w:unhideWhenUsed="1"/>
+    <w:lsdException w:name="HTML Code" w:semiHidden="1" w:unhideWhenUsed="1"/>
+    <w:lsdException w:name="HTML Definition" w:semiHidden="1" w:unhideWhenUsed="1"/>
+    <w:lsdException w:name="HTML Keyboard" w:semiHidden="1" w:unhideWhenUsed="1"/>
+    <w:lsdException w:name="HTML Preformatted" w:semiHidden="1" w:unhideWhenUsed="1"/>
+    <w:lsdException w:name="HTML Sample" w:semiHidden="1" w:unhideWhenUsed="1"/>
+    <w:lsdException w:name="HTML Typewriter" w:semiHidden="1" w:unhideWhenUsed="1"/>
+    <w:lsdException w:name="HTML Variable" w:semiHidden="1" w:unhideWhenUsed="1"/>
+    <w:lsdException w:name="Normal Table" w:semiHidden="1" w:unhideWhenUsed="1"/>
+    <w:lsdException w:name="annotation subject" w:semiHidden="1" w:unhideWhenUsed="1"/>
+    <w:lsdException w:name="No List" w:semiHidden="1" w:unhideWhenUsed="1"/>
+    <w:lsdException w:name="Outline List 1" w:semiHidden="1" w:unhideWhenUsed="1"/>
+    <w:lsdException w:name="Outline List 2" w:semiHidden="1" w:unhideWhenUsed="1"/>
+    <w:lsdException w:name="Outline List 3" w:semiHidden="1" w:unhideWhenUsed="1"/>
+    <w:lsdException w:name="Table Simple 1" w:semiHidden="1" w:unhideWhenUsed="1"/>
+    <w:lsdException w:name="Table Simple 2" w:semiHidden="1" w:unhideWhenUsed="1"/>
+    <w:lsdException w:name="Table Simple 3" w:semiHidden="1" w:unhideWhenUsed="1"/>
+    <w:lsdException w:name="Table Classic 1" w:semiHidden="1" w:unhideWhenUsed="1"/>
+    <w:lsdException w:name="Table Classic 2" w:semiHidden="1" w:unhideWhenUsed="1"/>
+    <w:lsdException w:name="Table Classic 3" w:semiHidden="1" w:unhideWhenUsed="1"/>
+    <w:lsdException w:name="Table Classic 4" w:semiHidden="1" w:unhideWhenUsed="1"/>
+    <w:lsdException w:name="Table Colorful 1" w:semiHidden="1" w:unhideWhenUsed="1"/>
+    <w:lsdException w:name="Table Colorful 2" w:semiHidden="1" w:unhideWhenUsed="1"/>
+    <w:lsdException w:name="Table Colorful 3" w:semiHidden="1" w:unhideWhenUsed="1"/>
+    <w:lsdException w:name="Table Columns 1" w:semiHidden="1" w:unhideWhenUsed="1"/>
+    <w:lsdException w:name="Table Columns 2" w:semiHidden="1" w:unhideWhenUsed="1"/>
+    <w:lsdException w:name="Table Columns 3" w:semiHidden="1" w:unhideWhenUsed="1"/>
+    <w:lsdException w:name="Table Columns 4" w:semiHidden="1" w:unhideWhenUsed="1"/>
+    <w:lsdException w:name="Table Columns 5" w:semiHidden="1" w:unhideWhenUsed="1"/>
+    <w:lsdException w:name="Table Grid 1" w:semiHidden="1" w:unhideWhenUsed="1"/>
+    <w:lsdException w:name="Table Grid 2" w:semiHidden="1" w:unhideWhenUsed="1"/>
+    <w:lsdException w:name="Table Grid 3" w:semiHidden="1" w:unhideWhenUsed="1"/>
+    <w:lsdException w:name="Table Grid 4" w:semiHidden="1" w:unhideWhenUsed="1"/>
+    <w:lsdException w:name="Table Grid 5" w:semiHidden="1" w:unhideWhenUsed="1"/>
+    <w:lsdException w:name="Table Grid 6" w:semiHidden="1" w:unhideWhenUsed="1"/>
+    <w:lsdException w:name="Table Grid 7" w:semiHidden="1" w:unhideWhenUsed="1"/>
+    <w:lsdException w:name="Table Grid 8" w:semiHidden="1" w:unhideWhenUsed="1"/>
+    <w:lsdException w:name="Table List 1" w:semiHidden="1" w:unhideWhenUsed="1"/>
+    <w:lsdException w:name="Table List 2" w:semiHidden="1" w:unhideWhenUsed="1"/>
+    <w:lsdException w:name="Table List 3" w:semiHidden="1" w:unhideWhenUsed="1"/>
+    <w:lsdException w:name="Table List 4" w:semiHidden="1" w:unhideWhenUsed="1"/>
+    <w:lsdException w:name="Table List 5" w:semiHidden="1" w:unhideWhenUsed="1"/>
+    <w:lsdException w:name="Table List 6" w:semiHidden="1" w:unhideWhenUsed="1"/>
+    <w:lsdException w:name="Table List 7" w:semiHidden="1" w:unhideWhenUsed="1"/>
+    <w:lsdException w:name="Table List 8" w:semiHidden="1" w:unhideWhenUsed="1"/>
+    <w:lsdException w:name="Table 3D effects 1" w:semiHidden="1" w:unhideWhenUsed="1"/>
+    <w:lsdException w:name="Table 3D effects 2" w:semiHidden="1" w:unhideWhenUsed="1"/>
+    <w:lsdException w:name="Table 3D effects 3" w:semiHidden="1" w:unhideWhenUsed="1"/>
+    <w:lsdException w:name="Table Contemporary" w:semiHidden="1" w:unhideWhenUsed="1"/>
+    <w:lsdException w:name="Table Elegant" w:semiHidden="1" w:unhideWhenUsed="1"/>
+    <w:lsdException w:name="Table Professional" w:semiHidden="1" w:unhideWhenUsed="1"/>
+    <w:lsdException w:name="Table Subtle 1" w:semiHidden="1" w:unhideWhenUsed="1"/>
+    <w:lsdException w:name="Table Subtle 2" w:semiHidden="1" w:unhideWhenUsed="1"/>
+    <w:lsdException w:name="Table Web 1" w:semiHidden="1" w:unhideWhenUsed="1"/>
+    <w:lsdException w:name="Table Web 2" w:semiHidden="1" w:unhideWhenUsed="1"/>
+    <w:lsdException w:name="Table Web 3" w:semiHidden="1" w:unhideWhenUsed="1"/>
+    <w:lsdException w:name="Balloon Text" w:semiHidden="1" w:unhideWhenUsed="1"/>
+    <w:lsdException w:name="Table Grid" w:semiHidden="1" w:uiPriority="59" w:unhideWhenUsed="1"/>
+    <w:lsdException w:name="Table Theme" w:semiHidden="1" w:unhideWhenUsed="1"/>
+    <w:lsdException w:name="Placeholder Text" w:semiHidden="1"/>
+    <w:lsdException w:name="No Spacing" w:uiPriority="1" w:qFormat="1"/>
+    <w:lsdException w:name="Light Shading" w:uiPriority="60"/>
+    <w:lsdException w:name="Light List" w:uiPriority="61"/>
+    <w:lsdException w:name="Light Grid" w:uiPriority="62"/>
+    <w:lsdException w:name="Medium Shading 1" w:uiPriority="63"/>
+    <w:lsdException w:name="Medium Shading 2" w:uiPriority="64"/>
+    <w:lsdException w:name="Medium List 1" w:uiPriority="65"/>
+    <w:lsdException w:name="Medium List 2" w:uiPriority="66"/>
+    <w:lsdException w:name="Medium Grid 1" w:uiPriority="67"/>
+    <w:lsdException w:name="Medium Grid 2" w:uiPriority="68"/>
+    <w:lsdException w:name="Medium Grid 3" w:uiPriority="69"/>
+    <w:lsdException w:name="Dark List" w:uiPriority="70"/>
+    <w:lsdException w:name="Colorful Shading" w:uiPriority="71"/>
+    <w:lsdException w:name="Colorful List" w:uiPriority="72"/>
+    <w:lsdException w:name="Colorful Grid" w:uiPriority="73"/>
+    <w:lsdException w:name="Light Shading Accent 1" w:uiPriority="60"/>
+    <w:lsdException w:name="Light List Accent 1" w:uiPriority="61"/>
+    <w:lsdException w:name="Light Grid Accent 1" w:uiPriority="62"/>
+    <w:lsdException w:name="Medium Shading 1 Accent 1" w:uiPriority="63"/>
+    <w:lsdException w:name="Medium Shading 2 Accent 1" w:uiPriority="64"/>
+    <w:lsdException w:name="Medium List 1 Accent 1" w:uiPriority="65"/>
+    <w:lsdException w:name="Revision" w:semiHidden="1"/>
+    <w:lsdException w:name="List Paragraph" w:uiPriority="34" w:qFormat="1"/>
+    <w:lsdException w:name="Quote" w:uiPriority="29" w:qFormat="1"/>
+    <w:lsdException w:name="Intense Quote" w:uiPriority="30" w:qFormat="1"/>
+    <w:lsdException w:name="Medium List 2 Accent 1" w:uiPriority="66"/>
+    <w:lsdException w:name="Medium Grid 1 Accent 1" w:uiPriority="67"/>
+    <w:lsdException w:name="Medium Grid 2 Accent 1" w:uiPriority="68"/>
+    <w:lsdException w:name="Medium Grid 3 Accent 1" w:uiPriority="69"/>
+    <w:lsdException w:name="Dark List Accent 1" w:uiPriority="70"/>
+    <w:lsdException w:name="Colorful Shading Accent 1" w:uiPriority="71"/>
+    <w:lsdException w:name="Colorful List Accent 1" w:uiPriority="72"/>
+    <w:lsdException w:name="Colorful Grid Accent 1" w:uiPriority="73"/>
+    <w:lsdException w:name="Light Shading Accent 2" w:uiPriority="60"/>
+    <w:lsdException w:name="Light List Accent 2" w:uiPriority="61"/>
+    <w:lsdException w:name="Light Grid Accent 2" w:uiPriority="62"/>
+    <w:lsdException w:name="Medium Shading 1 Accent 2" w:uiPriority="63"/>
+    <w:lsdException w:name="Medium Shading 2 Accent 2" w:uiPriority="64"/>
+    <w:lsdException w:name="Medium List 1 Accent 2" w:uiPriority="65"/>
+    <w:lsdException w:name="Medium List 2 Accent 2" w:uiPriority="66"/>
+    <w:lsdException w:name="Medium Grid 1 Accent 2" w:uiPriority="67"/>
+    <w:lsdException w:name="Medium Grid 2 Accent 2" w:uiPriority="68"/>
+    <w:lsdException w:name="Medium Grid 3 Accent 2" w:uiPriority="69"/>
+    <w:lsdException w:name="Dark List Accent 2" w:uiPriority="70"/>
+    <w:lsdException w:name="Colorful Shading Accent 2" w:uiPriority="71"/>
+    <w:lsdException w:name="Colorful List Accent 2" w:uiPriority="72"/>
+    <w:lsdException w:name="Colorful Grid Accent 2" w:uiPriority="73"/>
+    <w:lsdException w:name="Light Shading Accent 3" w:uiPriority="60"/>
+    <w:lsdException w:name="Light List Accent 3" w:uiPriority="61"/>
+    <w:lsdException w:name="Light Grid Accent 3" w:uiPriority="62"/>
+    <w:lsdException w:name="Medium Shading 1 Accent 3" w:uiPriority="63"/>
+    <w:lsdException w:name="Medium Shading 2 Accent 3" w:uiPriority="64"/>
+    <w:lsdException w:name="Medium List 1 Accent 3" w:uiPriority="65"/>
+    <w:lsdException w:name="Medium List 2 Accent 3" w:uiPriority="66"/>
+    <w:lsdException w:name="Medium Grid 1 Accent 3" w:uiPriority="67"/>
+    <w:lsdException w:name="Medium Grid 2 Accent 3" w:uiPriority="68"/>
+    <w:lsdException w:name="Medium Grid 3 Accent 3" w:uiPriority="69"/>
+    <w:lsdException w:name="Dark List Accent 3" w:uiPriority="70"/>
+    <w:lsdException w:name="Colorful Shading Accent 3" w:uiPriority="71"/>
+    <w:lsdException w:name="Colorful List Accent 3" w:uiPriority="72"/>
+    <w:lsdException w:name="Colorful Grid Accent 3" w:uiPriority="73"/>
+    <w:lsdException w:name="Light Shading Accent 4" w:uiPriority="60"/>
+    <w:lsdException w:name="Light List Accent 4" w:uiPriority="61"/>
+    <w:lsdException w:name="Light Grid Accent 4" w:uiPriority="62"/>
+    <w:lsdException w:name="Medium Shading 1 Accent 4" w:uiPriority="63"/>
+    <w:lsdException w:name="Medium Shading 2 Accent 4" w:uiPriority="64"/>
+    <w:lsdException w:name="Medium List 1 Accent 4" w:uiPriority="65"/>
+    <w:lsdException w:name="Medium List 2 Accent 4" w:uiPriority="66"/>
+    <w:lsdException w:name="Medium Grid 1 Accent 4" w:uiPriority="67"/>
+    <w:lsdException w:name="Medium Grid 2 Accent 4" w:uiPriority="68"/>
+    <w:lsdException w:name="Medium Grid 3 Accent 4" w:uiPriority="69"/>
+    <w:lsdException w:name="Dark List Accent 4" w:uiPriority="70"/>
+    <w:lsdException w:name="Colorful Shading Accent 4" w:uiPriority="71"/>
+    <w:lsdException w:name="Colorful List Accent 4" w:uiPriority="72"/>
+    <w:lsdException w:name="Colorful Grid Accent 4" w:uiPriority="73"/>
+    <w:lsdException w:name="Light Shading Accent 5" w:uiPriority="60"/>
+    <w:lsdException w:name="Light List Accent 5" w:uiPriority="61"/>
+    <w:lsdException w:name="Light Grid Accent 5" w:uiPriority="62"/>
+    <w:lsdException w:name="Medium Shading 1 Accent 5" w:uiPriority="63"/>
+    <w:lsdException w:name="Medium Shading 2 Accent 5" w:uiPriority="64"/>
+    <w:lsdException w:name="Medium List 1 Accent 5" w:uiPriority="65"/>
+    <w:lsdException w:name="Medium List 2 Accent 5" w:uiPriority="66"/>
+    <w:lsdException w:name="Medium Grid 1 Accent 5" w:uiPriority="67"/>
+    <w:lsdException w:name="Medium Grid 2 Accent 5" w:uiPriority="68"/>
+    <w:lsdException w:name="Medium Grid 3 Accent 5" w:uiPriority="69"/>
+    <w:lsdException w:name="Dark List Accent 5" w:uiPriority="70"/>
+    <w:lsdException w:name="Colorful Shading Accent 5" w:uiPriority="71"/>
+    <w:lsdException w:name="Colorful List Accent 5" w:uiPriority="72"/>
+    <w:lsdException w:name="Colorful Grid Accent 5" w:uiPriority="73"/>
+    <w:lsdException w:name="Light Shading Accent 6" w:uiPriority="60"/>
+    <w:lsdException w:name="Light List Accent 6" w:uiPriority="61"/>
+    <w:lsdException w:name="Light Grid Accent 6" w:uiPriority="62"/>
+    <w:lsdException w:name="Medium Shading 1 Accent 6" w:uiPriority="63"/>
+    <w:lsdException w:name="Medium Shading 2 Accent 6" w:uiPriority="64"/>
+    <w:lsdException w:name="Medium List 1 Accent 6" w:uiPriority="65"/>
+    <w:lsdException w:name="Medium List 2 Accent 6" w:uiPriority="66"/>
+    <w:lsdException w:name="Medium Grid 1 Accent 6" w:uiPriority="67"/>
+    <w:lsdException w:name="Medium Grid 2 Accent 6" w:uiPriority="68"/>
+    <w:lsdException w:name="Medium Grid 3 Accent 6" w:uiPriority="69"/>
+    <w:lsdException w:name="Dark List Accent 6" w:uiPriority="70"/>
+    <w:lsdException w:name="Colorful Shading Accent 6" w:uiPriority="71"/>
+    <w:lsdException w:name="Colorful List Accent 6" w:uiPriority="72"/>
+    <w:lsdException w:name="Colorful Grid Accent 6" w:uiPriority="73"/>
+    <w:lsdException w:name="Subtle Emphasis" w:uiPriority="19" w:qFormat="1"/>
+    <w:lsdException w:name="Intense Emphasis" w:uiPriority="21" w:qFormat="1"/>
+    <w:lsdException w:name="Subtle Reference" w:uiPriority="31" w:qFormat="1"/>
+    <w:lsdException w:name="Intense Reference" w:uiPriority="32" w:qFormat="1"/>
+    <w:lsdException w:name="Book Title" w:uiPriority="33" w:qFormat="1"/>
+    <w:lsdException w:name="Bibliography" w:semiHidden="1" w:uiPriority="37" w:unhideWhenUsed="1"/>
+    <w:lsdException w:name="TOC Heading" w:semiHidden="1" w:uiPriority="39" w:unhideWhenUsed="1" w:qFormat="1"/>
+    <w:lsdException w:name="Plain Table 1" w:uiPriority="41"/>
+    <w:lsdException w:name="Plain Table 2" w:uiPriority="42"/>
+    <w:lsdException w:name="Plain Table 3" w:uiPriority="43"/>
+    <w:lsdException w:name="Plain Table 4" w:uiPriority="44"/>
+    <w:lsdException w:name="Plain Table 5" w:uiPriority="45"/>
+    <w:lsdException w:name="Grid Table Light" w:uiPriority="40"/>
+    <w:lsdException w:name="Grid Table 1 Light" w:uiPriority="46"/>
+    <w:lsdException w:name="Grid Table 2" w:uiPriority="47"/>
+    <w:lsdException w:name="Grid Table 3" w:uiPriority="48"/>
+    <w:lsdException w:name="Grid Table 4" w:uiPriority="49"/>
+    <w:lsdException w:name="Grid Table 5 Dark" w:uiPriority="50"/>
+    <w:lsdException w:name="Grid Table 6 Colorful" w:uiPriority="51"/>
+    <w:lsdException w:name="Grid Table 7 Colorful" w:uiPriority="52"/>
+    <w:lsdException w:name="Grid Table 1 Light Accent 1" w:uiPriority="46"/>
+    <w:lsdException w:name="Grid Table 2 Accent 1" w:uiPriority="47"/>
+    <w:lsdException w:name="Grid Table 3 Accent 1" w:uiPriority="48"/>
+    <w:lsdException w:name="Grid Table 4 Accent 1" w:uiPriority="49"/>
+    <w:lsdException w:name="Grid Table 5 Dark Accent 1" w:uiPriority="50"/>
+    <w:lsdException w:name="Grid Table 6 Colorful Accent 1" w:uiPriority="51"/>
+    <w:lsdException w:name="Grid Table 7 Colorful Accent 1" w:uiPriority="52"/>
+    <w:lsdException w:name="Grid Table 1 Light Accent 2" w:uiPriority="46"/>
+    <w:lsdException w:name="Grid Table 2 Accent 2" w:uiPriority="47"/>
+    <w:lsdException w:name="Grid Table 3 Accent 2" w:uiPriority="48"/>
+    <w:lsdException w:name="Grid Table 4 Accent 2" w:uiPriority="49"/>
+    <w:lsdException w:name="Grid Table 5 Dark Accent 2" w:uiPriority="50"/>
+    <w:lsdException w:name="Grid Table 6 Colorful Accent 2" w:uiPriority="51"/>
+    <w:lsdException w:name="Grid Table 7 Colorful Accent 2" w:uiPriority="52"/>
+    <w:lsdException w:name="Grid Table 1 Light Accent 3" w:uiPriority="46"/>
+    <w:lsdException w:name="Grid Table 2 Accent 3" w:uiPriority="47"/>
+    <w:lsdException w:name="Grid Table 3 Accent 3" w:uiPriority="48"/>
+    <w:lsdException w:name="Grid Table 4 Accent 3" w:uiPriority="49"/>
+    <w:lsdException w:name="Grid Table 5 Dark Accent 3" w:uiPriority="50"/>
+    <w:lsdException w:name="Grid Table 6 Colorful Accent 3" w:uiPriority="51"/>
+    <w:lsdException w:name="Grid Table 7 Colorful Accent 3" w:uiPriority="52"/>
+    <w:lsdException w:name="Grid Table 1 Light Accent 4" w:uiPriority="46"/>
+    <w:lsdException w:name="Grid Table 2 Accent 4" w:uiPriority="47"/>
+    <w:lsdException w:name="Grid Table 3 Accent 4" w:uiPriority="48"/>
+    <w:lsdException w:name="Grid Table 4 Accent 4" w:uiPriority="49"/>
+    <w:lsdException w:name="Grid Table 5 Dark Accent 4" w:uiPriority="50"/>
+    <w:lsdException w:name="Grid Table 6 Colorful Accent 4" w:uiPriority="51"/>
+    <w:lsdException w:name="Grid Table 7 Colorful Accent 4" w:uiPriority="52"/>
+    <w:lsdException w:name="Grid Table 1 Light Accent 5" w:uiPriority="46"/>
+    <w:lsdException w:name="Grid Table 2 Accent 5" w:uiPriority="47"/>
+    <w:lsdException w:name="Grid Table 3 Accent 5" w:uiPriority="48"/>
+    <w:lsdException w:name="Grid Table 4 Accent 5" w:uiPriority="49"/>
+    <w:lsdException w:name="Grid Table 5 Dark Accent 5" w:uiPriority="50"/>
+    <w:lsdException w:name="Grid Table 6 Colorful Accent 5" w:uiPriority="51"/>
+    <w:lsdException w:name="Grid Table 7 Colorful Accent 5" w:uiPriority="52"/>
+    <w:lsdException w:name="Grid Table 1 Light Accent 6" w:uiPriority="46"/>
+    <w:lsdException w:name="Grid Table 2 Accent 6" w:uiPriority="47"/>
+    <w:lsdException w:name="Grid Table 3 Accent 6" w:uiPriority="48"/>
+    <w:lsdException w:name="Grid Table 4 Accent 6" w:uiPriority="49"/>
+    <w:lsdException w:name="Grid Table 5 Dark Accent 6" w:uiPriority="50"/>
+    <w:lsdException w:name="Grid Table 6 Colorful Accent 6" w:uiPriority="51"/>
+    <w:lsdException w:name="Grid Table 7 Colorful Accent 6" w:uiPriority="52"/>
+    <w:lsdException w:name="List Table 1 Light" w:uiPriority="46"/>
+    <w:lsdException w:name="List Table 2" w:uiPriority="47"/>
+    <w:lsdException w:name="List Table 3" w:uiPriority="48"/>
+    <w:lsdException w:name="List Table 4" w:uiPriority="49"/>
+    <w:lsdException w:name="List Table 5 Dark" w:uiPriority="50"/>
+    <w:lsdException w:name="List Table 6 Colorful" w:uiPriority="51"/>
+    <w:lsdException w:name="List Table 7 Colorful" w:uiPriority="52"/>
+    <w:lsdException w:name="List Table 1 Light Accent 1" w:uiPriority="46"/>
+    <w:lsdException w:name="List Table 2 Accent 1" w:uiPriority="47"/>
+    <w:lsdException w:name="List Table 3 Accent 1" w:uiPriority="48"/>
+    <w:lsdException w:name="List Table 4 Accent 1" w:uiPriority="49"/>
+    <w:lsdException w:name="List Table 5 Dark Accent 1" w:uiPriority="50"/>
+    <w:lsdException w:name="List Table 6 Colorful Accent 1" w:uiPriority="51"/>
+    <w:lsdException w:name="List Table 7 Colorful Accent 1" w:uiPriority="52"/>
+    <w:lsdException w:name="List Table 1 Light Accent 2" w:uiPriority="46"/>
+    <w:lsdException w:name="List Table 2 Accent 2" w:uiPriority="47"/>
+    <w:lsdException w:name="List Table 3 Accent 2" w:uiPriority="48"/>
+    <w:lsdException w:name="List Table 4 Accent 2" w:uiPriority="49"/>
+    <w:lsdException w:name="List Table 5 Dark Accent 2" w:uiPriority="50"/>
+    <w:lsdException w:name="List Table 6 Colorful Accent 2" w:uiPriority="51"/>
+    <w:lsdException w:name="List Table 7 Colorful Accent 2" w:uiPriority="52"/>
+    <w:lsdException w:name="List Table 1 Light Accent 3" w:uiPriority="46"/>
+    <w:lsdException w:name="List Table 2 Accent 3" w:uiPriority="47"/>
+    <w:lsdException w:name="List Table 3 Accent 3" w:uiPriority="48"/>
+    <w:lsdException w:name="List Table 4 Accent 3" w:uiPriority="49"/>
+    <w:lsdException w:name="List Table 5 Dark Accent 3" w:uiPriority="50"/>
+    <w:lsdException w:name="List Table 6 Colorful Accent 3" w:uiPriority="51"/>
+    <w:lsdException w:name="List Table 7 Colorful Accent 3" w:uiPriority="52"/>
+    <w:lsdException w:name="List Table 1 Light Accent 4" w:uiPriority="46"/>
+    <w:lsdException w:name="List Table 2 Accent 4" w:uiPriority="47"/>
+    <w:lsdException w:name="List Table 3 Accent 4" w:uiPriority="48"/>
+    <w:lsdException w:name="List Table 4 Accent 4" w:uiPriority="49"/>
+    <w:lsdException w:name="List Table 5 Dark Accent 4" w:uiPriority="50"/>
+    <w:lsdException w:name="List Table 6 Colorful Accent 4" w:uiPriority="51"/>
+    <w:lsdException w:name="List Table 7 Colorful Accent 4" w:uiPriority="52"/>
+    <w:lsdException w:name="List Table 1 Light Accent 5" w:uiPriority="46"/>
+    <w:lsdException w:name="List Table 2 Accent 5" w:uiPriority="47"/>
+    <w:lsdException w:name="List Table 3 Accent 5" w:uiPriority="48"/>
+    <w:lsdException w:name="List Table 4 Accent 5" w:uiPriority="49"/>
+    <w:lsdException w:name="List Table 5 Dark Accent 5" w:uiPriority="50"/>
+    <w:lsdException w:name="List Table 6 Colorful Accent 5" w:uiPriority="51"/>
+    <w:lsdException w:name="List Table 7 Colorful Accent 5" w:uiPriority="52"/>
+    <w:lsdException w:name="List Table 1 Light Accent 6" w:uiPriority="46"/>
+    <w:lsdException w:name="List Table 2 Accent 6" w:uiPriority="47"/>
+    <w:lsdException w:name="List Table 3 Accent 6" w:uiPriority="48"/>
+    <w:lsdException w:name="List Table 4 Accent 6" w:uiPriority="49"/>
+    <w:lsdException w:name="List Table 5 Dark Accent 6" w:uiPriority="50"/>
+    <w:lsdException w:name="List Table 6 Colorful Accent 6" w:uiPriority="51"/>
+    <w:lsdException w:name="List Table 7 Colorful Accent 6" w:uiPriority="52"/>
+    <w:lsdException w:name="Mention" w:semiHidden="1" w:unhideWhenUsed="1"/>
+    <w:lsdException w:name="Smart Hyperlink" w:semiHidden="1" w:unhideWhenUsed="1"/>
+    <w:lsdException w:name="Hashtag" w:semiHidden="1" w:unhideWhenUsed="1"/>
+    <w:lsdException w:name="Unresolved Mention" w:semiHidden="1" w:unhideWhenUsed="1"/>
+    <w:lsdException w:name="Smart Link" w:semiHidden="1" w:unhideWhenUsed="1"/>
   </w:latentStyles>
   <w:style w:type="paragraph" w:default="1" w:styleId="Normal">
     <w:name w:val="Normal"/>
@@ -2852,7 +2329,6 @@
       <w:spacing w:after="0" w:line="240" w:lineRule="auto"/>
     </w:pPr>
     <w:tblPr>
-      <w:tblInd w:w="0" w:type="dxa"/>
       <w:tblBorders>
         <w:top w:val="single" w:sz="4" w:space="0" w:color="auto"/>
         <w:left w:val="single" w:sz="4" w:space="0" w:color="auto"/>
@@ -2861,314 +2337,6 @@
         <w:insideH w:val="single" w:sz="4" w:space="0" w:color="auto"/>
         <w:insideV w:val="single" w:sz="4" w:space="0" w:color="auto"/>
       </w:tblBorders>
-      <w:tblCellMar>
-        <w:top w:w="0" w:type="dxa"/>
-        <w:left w:w="108" w:type="dxa"/>
-        <w:bottom w:w="0" w:type="dxa"/>
-        <w:right w:w="108" w:type="dxa"/>
-      </w:tblCellMar>
-    </w:tblPr>
-  </w:style>
-</w:styles>
-</file>
-
-<file path=word/stylesWithEffects.xml><?xml version="1.0" encoding="utf-8"?>
-<w:styles xmlns:wpc="http://schemas.microsoft.com/office/word/2010/wordprocessingCanvas" xmlns:mc="http://schemas.openxmlformats.org/markup-compatibility/2006" xmlns:o="urn:schemas-microsoft-com:office:office" xmlns:r="http://schemas.openxmlformats.org/officeDocument/2006/relationships" xmlns:m="http://schemas.openxmlformats.org/officeDocument/2006/math" xmlns:v="urn:schemas-microsoft-com:vml" xmlns:wp14="http://schemas.microsoft.com/office/word/2010/wordprocessingDrawing" xmlns:wp="http://schemas.openxmlformats.org/drawingml/2006/wordprocessingDrawing" xmlns:w10="urn:schemas-microsoft-com:office:word" xmlns:w="http://schemas.openxmlformats.org/wordprocessingml/2006/main" xmlns:w14="http://schemas.microsoft.com/office/word/2010/wordml" xmlns:wpg="http://schemas.microsoft.com/office/word/2010/wordprocessingGroup" xmlns:wpi="http://schemas.microsoft.com/office/word/2010/wordprocessingInk" xmlns:wne="http://schemas.microsoft.com/office/word/2006/wordml" xmlns:wps="http://schemas.microsoft.com/office/word/2010/wordprocessingShape" mc:Ignorable="w14 wp14">
-  <w:docDefaults>
-    <w:rPrDefault>
-      <w:rPr>
-        <w:rFonts w:asciiTheme="minorHAnsi" w:eastAsiaTheme="minorHAnsi" w:hAnsiTheme="minorHAnsi" w:cstheme="minorBidi"/>
-        <w:sz w:val="22"/>
-        <w:szCs w:val="22"/>
-        <w:lang w:val="en-US" w:eastAsia="en-US" w:bidi="ar-SA"/>
-      </w:rPr>
-    </w:rPrDefault>
-    <w:pPrDefault>
-      <w:pPr>
-        <w:spacing w:after="200" w:line="276" w:lineRule="auto"/>
-      </w:pPr>
-    </w:pPrDefault>
-  </w:docDefaults>
-  <w:latentStyles w:defLockedState="0" w:defUIPriority="99" w:defSemiHidden="1" w:defUnhideWhenUsed="1" w:defQFormat="0" w:count="267">
-    <w:lsdException w:name="Normal" w:semiHidden="0" w:uiPriority="0" w:unhideWhenUsed="0" w:qFormat="1"/>
-    <w:lsdException w:name="heading 1" w:semiHidden="0" w:uiPriority="9" w:unhideWhenUsed="0" w:qFormat="1"/>
-    <w:lsdException w:name="heading 2" w:uiPriority="9" w:qFormat="1"/>
-    <w:lsdException w:name="heading 3" w:uiPriority="9" w:qFormat="1"/>
-    <w:lsdException w:name="heading 4" w:uiPriority="9" w:qFormat="1"/>
-    <w:lsdException w:name="heading 5" w:uiPriority="9" w:qFormat="1"/>
-    <w:lsdException w:name="heading 6" w:uiPriority="9" w:qFormat="1"/>
-    <w:lsdException w:name="heading 7" w:uiPriority="9" w:qFormat="1"/>
-    <w:lsdException w:name="heading 8" w:uiPriority="9" w:qFormat="1"/>
-    <w:lsdException w:name="heading 9" w:uiPriority="9" w:qFormat="1"/>
-    <w:lsdException w:name="toc 1" w:uiPriority="39"/>
-    <w:lsdException w:name="toc 2" w:uiPriority="39"/>
-    <w:lsdException w:name="toc 3" w:uiPriority="39"/>
-    <w:lsdException w:name="toc 4" w:uiPriority="39"/>
-    <w:lsdException w:name="toc 5" w:uiPriority="39"/>
-    <w:lsdException w:name="toc 6" w:uiPriority="39"/>
-    <w:lsdException w:name="toc 7" w:uiPriority="39"/>
-    <w:lsdException w:name="toc 8" w:uiPriority="39"/>
-    <w:lsdException w:name="toc 9" w:uiPriority="39"/>
-    <w:lsdException w:name="caption" w:uiPriority="35" w:qFormat="1"/>
-    <w:lsdException w:name="Title" w:semiHidden="0" w:uiPriority="10" w:unhideWhenUsed="0" w:qFormat="1"/>
-    <w:lsdException w:name="Default Paragraph Font" w:uiPriority="1"/>
-    <w:lsdException w:name="Subtitle" w:semiHidden="0" w:uiPriority="11" w:unhideWhenUsed="0" w:qFormat="1"/>
-    <w:lsdException w:name="Strong" w:semiHidden="0" w:uiPriority="22" w:unhideWhenUsed="0" w:qFormat="1"/>
-    <w:lsdException w:name="Emphasis" w:semiHidden="0" w:uiPriority="20" w:unhideWhenUsed="0" w:qFormat="1"/>
-    <w:lsdException w:name="Table Grid" w:semiHidden="0" w:uiPriority="59" w:unhideWhenUsed="0"/>
-    <w:lsdException w:name="Placeholder Text" w:unhideWhenUsed="0"/>
-    <w:lsdException w:name="No Spacing" w:semiHidden="0" w:uiPriority="1" w:unhideWhenUsed="0" w:qFormat="1"/>
-    <w:lsdException w:name="Light Shading" w:semiHidden="0" w:uiPriority="60" w:unhideWhenUsed="0"/>
-    <w:lsdException w:name="Light List" w:semiHidden="0" w:uiPriority="61" w:unhideWhenUsed="0"/>
-    <w:lsdException w:name="Light Grid" w:semiHidden="0" w:uiPriority="62" w:unhideWhenUsed="0"/>
-    <w:lsdException w:name="Medium Shading 1" w:semiHidden="0" w:uiPriority="63" w:unhideWhenUsed="0"/>
-    <w:lsdException w:name="Medium Shading 2" w:semiHidden="0" w:uiPriority="64" w:unhideWhenUsed="0"/>
-    <w:lsdException w:name="Medium List 1" w:semiHidden="0" w:uiPriority="65" w:unhideWhenUsed="0"/>
-    <w:lsdException w:name="Medium List 2" w:semiHidden="0" w:uiPriority="66" w:unhideWhenUsed="0"/>
-    <w:lsdException w:name="Medium Grid 1" w:semiHidden="0" w:uiPriority="67" w:unhideWhenUsed="0"/>
-    <w:lsdException w:name="Medium Grid 2" w:semiHidden="0" w:uiPriority="68" w:unhideWhenUsed="0"/>
-    <w:lsdException w:name="Medium Grid 3" w:semiHidden="0" w:uiPriority="69" w:unhideWhenUsed="0"/>
-    <w:lsdException w:name="Dark List" w:semiHidden="0" w:uiPriority="70" w:unhideWhenUsed="0"/>
-    <w:lsdException w:name="Colorful Shading" w:semiHidden="0" w:uiPriority="71" w:unhideWhenUsed="0"/>
-    <w:lsdException w:name="Colorful List" w:semiHidden="0" w:uiPriority="72" w:unhideWhenUsed="0"/>
-    <w:lsdException w:name="Colorful Grid" w:semiHidden="0" w:uiPriority="73" w:unhideWhenUsed="0"/>
-    <w:lsdException w:name="Light Shading Accent 1" w:semiHidden="0" w:uiPriority="60" w:unhideWhenUsed="0"/>
-    <w:lsdException w:name="Light List Accent 1" w:semiHidden="0" w:uiPriority="61" w:unhideWhenUsed="0"/>
-    <w:lsdException w:name="Light Grid Accent 1" w:semiHidden="0" w:uiPriority="62" w:unhideWhenUsed="0"/>
-    <w:lsdException w:name="Medium Shading 1 Accent 1" w:semiHidden="0" w:uiPriority="63" w:unhideWhenUsed="0"/>
-    <w:lsdException w:name="Medium Shading 2 Accent 1" w:semiHidden="0" w:uiPriority="64" w:unhideWhenUsed="0"/>
-    <w:lsdException w:name="Medium List 1 Accent 1" w:semiHidden="0" w:uiPriority="65" w:unhideWhenUsed="0"/>
-    <w:lsdException w:name="Revision" w:unhideWhenUsed="0"/>
-    <w:lsdException w:name="List Paragraph" w:semiHidden="0" w:uiPriority="34" w:unhideWhenUsed="0" w:qFormat="1"/>
-    <w:lsdException w:name="Quote" w:semiHidden="0" w:uiPriority="29" w:unhideWhenUsed="0" w:qFormat="1"/>
-    <w:lsdException w:name="Intense Quote" w:semiHidden="0" w:uiPriority="30" w:unhideWhenUsed="0" w:qFormat="1"/>
-    <w:lsdException w:name="Medium List 2 Accent 1" w:semiHidden="0" w:uiPriority="66" w:unhideWhenUsed="0"/>
-    <w:lsdException w:name="Medium Grid 1 Accent 1" w:semiHidden="0" w:uiPriority="67" w:unhideWhenUsed="0"/>
-    <w:lsdException w:name="Medium Grid 2 Accent 1" w:semiHidden="0" w:uiPriority="68" w:unhideWhenUsed="0"/>
-    <w:lsdException w:name="Medium Grid 3 Accent 1" w:semiHidden="0" w:uiPriority="69" w:unhideWhenUsed="0"/>
-    <w:lsdException w:name="Dark List Accent 1" w:semiHidden="0" w:uiPriority="70" w:unhideWhenUsed="0"/>
-    <w:lsdException w:name="Colorful Shading Accent 1" w:semiHidden="0" w:uiPriority="71" w:unhideWhenUsed="0"/>
-    <w:lsdException w:name="Colorful List Accent 1" w:semiHidden="0" w:uiPriority="72" w:unhideWhenUsed="0"/>
-    <w:lsdException w:name="Colorful Grid Accent 1" w:semiHidden="0" w:uiPriority="73" w:unhideWhenUsed="0"/>
-    <w:lsdException w:name="Light Shading Accent 2" w:semiHidden="0" w:uiPriority="60" w:unhideWhenUsed="0"/>
-    <w:lsdException w:name="Light List Accent 2" w:semiHidden="0" w:uiPriority="61" w:unhideWhenUsed="0"/>
-    <w:lsdException w:name="Light Grid Accent 2" w:semiHidden="0" w:uiPriority="62" w:unhideWhenUsed="0"/>
-    <w:lsdException w:name="Medium Shading 1 Accent 2" w:semiHidden="0" w:uiPriority="63" w:unhideWhenUsed="0"/>
-    <w:lsdException w:name="Medium Shading 2 Accent 2" w:semiHidden="0" w:uiPriority="64" w:unhideWhenUsed="0"/>
-    <w:lsdException w:name="Medium List 1 Accent 2" w:semiHidden="0" w:uiPriority="65" w:unhideWhenUsed="0"/>
-    <w:lsdException w:name="Medium List 2 Accent 2" w:semiHidden="0" w:uiPriority="66" w:unhideWhenUsed="0"/>
-    <w:lsdException w:name="Medium Grid 1 Accent 2" w:semiHidden="0" w:uiPriority="67" w:unhideWhenUsed="0"/>
-    <w:lsdException w:name="Medium Grid 2 Accent 2" w:semiHidden="0" w:uiPriority="68" w:unhideWhenUsed="0"/>
-    <w:lsdException w:name="Medium Grid 3 Accent 2" w:semiHidden="0" w:uiPriority="69" w:unhideWhenUsed="0"/>
-    <w:lsdException w:name="Dark List Accent 2" w:semiHidden="0" w:uiPriority="70" w:unhideWhenUsed="0"/>
-    <w:lsdException w:name="Colorful Shading Accent 2" w:semiHidden="0" w:uiPriority="71" w:unhideWhenUsed="0"/>
-    <w:lsdException w:name="Colorful List Accent 2" w:semiHidden="0" w:uiPriority="72" w:unhideWhenUsed="0"/>
-    <w:lsdException w:name="Colorful Grid Accent 2" w:semiHidden="0" w:uiPriority="73" w:unhideWhenUsed="0"/>
-    <w:lsdException w:name="Light Shading Accent 3" w:semiHidden="0" w:uiPriority="60" w:unhideWhenUsed="0"/>
-    <w:lsdException w:name="Light List Accent 3" w:semiHidden="0" w:uiPriority="61" w:unhideWhenUsed="0"/>
-    <w:lsdException w:name="Light Grid Accent 3" w:semiHidden="0" w:uiPriority="62" w:unhideWhenUsed="0"/>
-    <w:lsdException w:name="Medium Shading 1 Accent 3" w:semiHidden="0" w:uiPriority="63" w:unhideWhenUsed="0"/>
-    <w:lsdException w:name="Medium Shading 2 Accent 3" w:semiHidden="0" w:uiPriority="64" w:unhideWhenUsed="0"/>
-    <w:lsdException w:name="Medium List 1 Accent 3" w:semiHidden="0" w:uiPriority="65" w:unhideWhenUsed="0"/>
-    <w:lsdException w:name="Medium List 2 Accent 3" w:semiHidden="0" w:uiPriority="66" w:unhideWhenUsed="0"/>
-    <w:lsdException w:name="Medium Grid 1 Accent 3" w:semiHidden="0" w:uiPriority="67" w:unhideWhenUsed="0"/>
-    <w:lsdException w:name="Medium Grid 2 Accent 3" w:semiHidden="0" w:uiPriority="68" w:unhideWhenUsed="0"/>
-    <w:lsdException w:name="Medium Grid 3 Accent 3" w:semiHidden="0" w:uiPriority="69" w:unhideWhenUsed="0"/>
-    <w:lsdException w:name="Dark List Accent 3" w:semiHidden="0" w:uiPriority="70" w:unhideWhenUsed="0"/>
-    <w:lsdException w:name="Colorful Shading Accent 3" w:semiHidden="0" w:uiPriority="71" w:unhideWhenUsed="0"/>
-    <w:lsdException w:name="Colorful List Accent 3" w:semiHidden="0" w:uiPriority="72" w:unhideWhenUsed="0"/>
-    <w:lsdException w:name="Colorful Grid Accent 3" w:semiHidden="0" w:uiPriority="73" w:unhideWhenUsed="0"/>
-    <w:lsdException w:name="Light Shading Accent 4" w:semiHidden="0" w:uiPriority="60" w:unhideWhenUsed="0"/>
-    <w:lsdException w:name="Light List Accent 4" w:semiHidden="0" w:uiPriority="61" w:unhideWhenUsed="0"/>
-    <w:lsdException w:name="Light Grid Accent 4" w:semiHidden="0" w:uiPriority="62" w:unhideWhenUsed="0"/>
-    <w:lsdException w:name="Medium Shading 1 Accent 4" w:semiHidden="0" w:uiPriority="63" w:unhideWhenUsed="0"/>
-    <w:lsdException w:name="Medium Shading 2 Accent 4" w:semiHidden="0" w:uiPriority="64" w:unhideWhenUsed="0"/>
-    <w:lsdException w:name="Medium List 1 Accent 4" w:semiHidden="0" w:uiPriority="65" w:unhideWhenUsed="0"/>
-    <w:lsdException w:name="Medium List 2 Accent 4" w:semiHidden="0" w:uiPriority="66" w:unhideWhenUsed="0"/>
-    <w:lsdException w:name="Medium Grid 1 Accent 4" w:semiHidden="0" w:uiPriority="67" w:unhideWhenUsed="0"/>
-    <w:lsdException w:name="Medium Grid 2 Accent 4" w:semiHidden="0" w:uiPriority="68" w:unhideWhenUsed="0"/>
-    <w:lsdException w:name="Medium Grid 3 Accent 4" w:semiHidden="0" w:uiPriority="69" w:unhideWhenUsed="0"/>
-    <w:lsdException w:name="Dark List Accent 4" w:semiHidden="0" w:uiPriority="70" w:unhideWhenUsed="0"/>
-    <w:lsdException w:name="Colorful Shading Accent 4" w:semiHidden="0" w:uiPriority="71" w:unhideWhenUsed="0"/>
-    <w:lsdException w:name="Colorful List Accent 4" w:semiHidden="0" w:uiPriority="72" w:unhideWhenUsed="0"/>
-    <w:lsdException w:name="Colorful Grid Accent 4" w:semiHidden="0" w:uiPriority="73" w:unhideWhenUsed="0"/>
-    <w:lsdException w:name="Light Shading Accent 5" w:semiHidden="0" w:uiPriority="60" w:unhideWhenUsed="0"/>
-    <w:lsdException w:name="Light List Accent 5" w:semiHidden="0" w:uiPriority="61" w:unhideWhenUsed="0"/>
-    <w:lsdException w:name="Light Grid Accent 5" w:semiHidden="0" w:uiPriority="62" w:unhideWhenUsed="0"/>
-    <w:lsdException w:name="Medium Shading 1 Accent 5" w:semiHidden="0" w:uiPriority="63" w:unhideWhenUsed="0"/>
-    <w:lsdException w:name="Medium Shading 2 Accent 5" w:semiHidden="0" w:uiPriority="64" w:unhideWhenUsed="0"/>
-    <w:lsdException w:name="Medium List 1 Accent 5" w:semiHidden="0" w:uiPriority="65" w:unhideWhenUsed="0"/>
-    <w:lsdException w:name="Medium List 2 Accent 5" w:semiHidden="0" w:uiPriority="66" w:unhideWhenUsed="0"/>
-    <w:lsdException w:name="Medium Grid 1 Accent 5" w:semiHidden="0" w:uiPriority="67" w:unhideWhenUsed="0"/>
-    <w:lsdException w:name="Medium Grid 2 Accent 5" w:semiHidden="0" w:uiPriority="68" w:unhideWhenUsed="0"/>
-    <w:lsdException w:name="Medium Grid 3 Accent 5" w:semiHidden="0" w:uiPriority="69" w:unhideWhenUsed="0"/>
-    <w:lsdException w:name="Dark List Accent 5" w:semiHidden="0" w:uiPriority="70" w:unhideWhenUsed="0"/>
-    <w:lsdException w:name="Colorful Shading Accent 5" w:semiHidden="0" w:uiPriority="71" w:unhideWhenUsed="0"/>
-    <w:lsdException w:name="Colorful List Accent 5" w:semiHidden="0" w:uiPriority="72" w:unhideWhenUsed="0"/>
-    <w:lsdException w:name="Colorful Grid Accent 5" w:semiHidden="0" w:uiPriority="73" w:unhideWhenUsed="0"/>
-    <w:lsdException w:name="Light Shading Accent 6" w:semiHidden="0" w:uiPriority="60" w:unhideWhenUsed="0"/>
-    <w:lsdException w:name="Light List Accent 6" w:semiHidden="0" w:uiPriority="61" w:unhideWhenUsed="0"/>
-    <w:lsdException w:name="Light Grid Accent 6" w:semiHidden="0" w:uiPriority="62" w:unhideWhenUsed="0"/>
-    <w:lsdException w:name="Medium Shading 1 Accent 6" w:semiHidden="0" w:uiPriority="63" w:unhideWhenUsed="0"/>
-    <w:lsdException w:name="Medium Shading 2 Accent 6" w:semiHidden="0" w:uiPriority="64" w:unhideWhenUsed="0"/>
-    <w:lsdException w:name="Medium List 1 Accent 6" w:semiHidden="0" w:uiPriority="65" w:unhideWhenUsed="0"/>
-    <w:lsdException w:name="Medium List 2 Accent 6" w:semiHidden="0" w:uiPriority="66" w:unhideWhenUsed="0"/>
-    <w:lsdException w:name="Medium Grid 1 Accent 6" w:semiHidden="0" w:uiPriority="67" w:unhideWhenUsed="0"/>
-    <w:lsdException w:name="Medium Grid 2 Accent 6" w:semiHidden="0" w:uiPriority="68" w:unhideWhenUsed="0"/>
-    <w:lsdException w:name="Medium Grid 3 Accent 6" w:semiHidden="0" w:uiPriority="69" w:unhideWhenUsed="0"/>
-    <w:lsdException w:name="Dark List Accent 6" w:semiHidden="0" w:uiPriority="70" w:unhideWhenUsed="0"/>
-    <w:lsdException w:name="Colorful Shading Accent 6" w:semiHidden="0" w:uiPriority="71" w:unhideWhenUsed="0"/>
-    <w:lsdException w:name="Colorful List Accent 6" w:semiHidden="0" w:uiPriority="72" w:unhideWhenUsed="0"/>
-    <w:lsdException w:name="Colorful Grid Accent 6" w:semiHidden="0" w:uiPriority="73" w:unhideWhenUsed="0"/>
-    <w:lsdException w:name="Subtle Emphasis" w:semiHidden="0" w:uiPriority="19" w:unhideWhenUsed="0" w:qFormat="1"/>
-    <w:lsdException w:name="Intense Emphasis" w:semiHidden="0" w:uiPriority="21" w:unhideWhenUsed="0" w:qFormat="1"/>
-    <w:lsdException w:name="Subtle Reference" w:semiHidden="0" w:uiPriority="31" w:unhideWhenUsed="0" w:qFormat="1"/>
-    <w:lsdException w:name="Intense Reference" w:semiHidden="0" w:uiPriority="32" w:unhideWhenUsed="0" w:qFormat="1"/>
-    <w:lsdException w:name="Book Title" w:semiHidden="0" w:uiPriority="33" w:unhideWhenUsed="0" w:qFormat="1"/>
-    <w:lsdException w:name="Bibliography" w:uiPriority="37"/>
-    <w:lsdException w:name="TOC Heading" w:uiPriority="39" w:qFormat="1"/>
-  </w:latentStyles>
-  <w:style w:type="paragraph" w:default="1" w:styleId="Normal">
-    <w:name w:val="Normal"/>
-    <w:qFormat/>
-  </w:style>
-  <w:style w:type="paragraph" w:styleId="Heading2">
-    <w:name w:val="heading 2"/>
-    <w:basedOn w:val="Normal"/>
-    <w:link w:val="Heading2Char"/>
-    <w:uiPriority w:val="9"/>
-    <w:qFormat/>
-    <w:rsid w:val="001E4584"/>
-    <w:pPr>
-      <w:spacing w:before="100" w:beforeAutospacing="1" w:after="100" w:afterAutospacing="1" w:line="240" w:lineRule="auto"/>
-      <w:outlineLvl w:val="1"/>
-    </w:pPr>
-    <w:rPr>
-      <w:rFonts w:ascii="Times New Roman" w:eastAsia="Times New Roman" w:hAnsi="Times New Roman" w:cs="Times New Roman"/>
-      <w:b/>
-      <w:bCs/>
-      <w:sz w:val="36"/>
-      <w:szCs w:val="36"/>
-    </w:rPr>
-  </w:style>
-  <w:style w:type="character" w:default="1" w:styleId="DefaultParagraphFont">
-    <w:name w:val="Default Paragraph Font"/>
-    <w:uiPriority w:val="1"/>
-    <w:semiHidden/>
-    <w:unhideWhenUsed/>
-  </w:style>
-  <w:style w:type="table" w:default="1" w:styleId="TableNormal">
-    <w:name w:val="Normal Table"/>
-    <w:uiPriority w:val="99"/>
-    <w:semiHidden/>
-    <w:unhideWhenUsed/>
-    <w:tblPr>
-      <w:tblInd w:w="0" w:type="dxa"/>
-      <w:tblCellMar>
-        <w:top w:w="0" w:type="dxa"/>
-        <w:left w:w="108" w:type="dxa"/>
-        <w:bottom w:w="0" w:type="dxa"/>
-        <w:right w:w="108" w:type="dxa"/>
-      </w:tblCellMar>
-    </w:tblPr>
-  </w:style>
-  <w:style w:type="numbering" w:default="1" w:styleId="NoList">
-    <w:name w:val="No List"/>
-    <w:uiPriority w:val="99"/>
-    <w:semiHidden/>
-    <w:unhideWhenUsed/>
-  </w:style>
-  <w:style w:type="character" w:customStyle="1" w:styleId="Heading2Char">
-    <w:name w:val="Heading 2 Char"/>
-    <w:basedOn w:val="DefaultParagraphFont"/>
-    <w:link w:val="Heading2"/>
-    <w:uiPriority w:val="9"/>
-    <w:rsid w:val="001E4584"/>
-    <w:rPr>
-      <w:rFonts w:ascii="Times New Roman" w:eastAsia="Times New Roman" w:hAnsi="Times New Roman" w:cs="Times New Roman"/>
-      <w:b/>
-      <w:bCs/>
-      <w:sz w:val="36"/>
-      <w:szCs w:val="36"/>
-    </w:rPr>
-  </w:style>
-  <w:style w:type="paragraph" w:customStyle="1" w:styleId="font8">
-    <w:name w:val="font_8"/>
-    <w:basedOn w:val="Normal"/>
-    <w:rsid w:val="001E4584"/>
-    <w:pPr>
-      <w:spacing w:before="100" w:beforeAutospacing="1" w:after="100" w:afterAutospacing="1" w:line="240" w:lineRule="auto"/>
-    </w:pPr>
-    <w:rPr>
-      <w:rFonts w:ascii="Times New Roman" w:eastAsia="Times New Roman" w:hAnsi="Times New Roman" w:cs="Times New Roman"/>
-      <w:sz w:val="24"/>
-      <w:szCs w:val="24"/>
-    </w:rPr>
-  </w:style>
-  <w:style w:type="character" w:customStyle="1" w:styleId="wixguard">
-    <w:name w:val="wixguard"/>
-    <w:basedOn w:val="DefaultParagraphFont"/>
-    <w:rsid w:val="001E4584"/>
-  </w:style>
-  <w:style w:type="character" w:customStyle="1" w:styleId="wixui-rich-texttext">
-    <w:name w:val="wixui-rich-text__text"/>
-    <w:basedOn w:val="DefaultParagraphFont"/>
-    <w:rsid w:val="001E4584"/>
-  </w:style>
-  <w:style w:type="paragraph" w:styleId="BalloonText">
-    <w:name w:val="Balloon Text"/>
-    <w:basedOn w:val="Normal"/>
-    <w:link w:val="BalloonTextChar"/>
-    <w:uiPriority w:val="99"/>
-    <w:semiHidden/>
-    <w:unhideWhenUsed/>
-    <w:rsid w:val="001E4584"/>
-    <w:pPr>
-      <w:spacing w:after="0" w:line="240" w:lineRule="auto"/>
-    </w:pPr>
-    <w:rPr>
-      <w:rFonts w:ascii="Tahoma" w:hAnsi="Tahoma" w:cs="Tahoma"/>
-      <w:sz w:val="16"/>
-      <w:szCs w:val="16"/>
-    </w:rPr>
-  </w:style>
-  <w:style w:type="character" w:customStyle="1" w:styleId="BalloonTextChar">
-    <w:name w:val="Balloon Text Char"/>
-    <w:basedOn w:val="DefaultParagraphFont"/>
-    <w:link w:val="BalloonText"/>
-    <w:uiPriority w:val="99"/>
-    <w:semiHidden/>
-    <w:rsid w:val="001E4584"/>
-    <w:rPr>
-      <w:rFonts w:ascii="Tahoma" w:hAnsi="Tahoma" w:cs="Tahoma"/>
-      <w:sz w:val="16"/>
-      <w:szCs w:val="16"/>
-    </w:rPr>
-  </w:style>
-  <w:style w:type="table" w:styleId="TableGrid">
-    <w:name w:val="Table Grid"/>
-    <w:basedOn w:val="TableNormal"/>
-    <w:uiPriority w:val="59"/>
-    <w:rsid w:val="003759E2"/>
-    <w:pPr>
-      <w:spacing w:after="0" w:line="240" w:lineRule="auto"/>
-    </w:pPr>
-    <w:tblPr>
-      <w:tblInd w:w="0" w:type="dxa"/>
-      <w:tblBorders>
-        <w:top w:val="single" w:sz="4" w:space="0" w:color="auto"/>
-        <w:left w:val="single" w:sz="4" w:space="0" w:color="auto"/>
-        <w:bottom w:val="single" w:sz="4" w:space="0" w:color="auto"/>
-        <w:right w:val="single" w:sz="4" w:space="0" w:color="auto"/>
-        <w:insideH w:val="single" w:sz="4" w:space="0" w:color="auto"/>
-        <w:insideV w:val="single" w:sz="4" w:space="0" w:color="auto"/>
-      </w:tblBorders>
-      <w:tblCellMar>
-        <w:top w:w="0" w:type="dxa"/>
-        <w:left w:w="108" w:type="dxa"/>
-        <w:bottom w:w="0" w:type="dxa"/>
-        <w:right w:w="108" w:type="dxa"/>
-      </w:tblCellMar>
     </w:tblPr>
   </w:style>
 </w:styles>
